--- a/paper-zh-journal-ids/Playwright 测试自愈隐性误修复实证研究.docx
+++ b/paper-zh-journal-ids/Playwright 测试自愈隐性误修复实证研究.docx
@@ -38,154 +38,7 @@
         <w:rPr>
           <w:rFonts w:hint="eastAsia"/>
         </w:rPr>
-        <w:t xml:space="preserve">为降低</w:t>
-      </w:r>
-      <w:r>
-        <w:t xml:space="preserve"> Playwright </w:t>
-      </w:r>
-      <w:r>
-        <w:rPr>
-          <w:rFonts w:hint="eastAsia"/>
-        </w:rPr>
-        <w:t xml:space="preserve">测试中脆弱定位器维护成本，本文研究大语言模型（Large</w:t>
-      </w:r>
-      <w:r>
-        <w:t xml:space="preserve"> Language </w:t>
-      </w:r>
-      <w:r>
-        <w:rPr>
-          <w:rFonts w:hint="eastAsia"/>
-        </w:rPr>
-        <w:t xml:space="preserve">Model，LLM）驱动的测试自愈是否产生隐性误修复。以</w:t>
-      </w:r>
-      <w:r>
-        <w:t xml:space="preserve"> ReproBreak </w:t>
-      </w:r>
-      <w:r>
-        <w:rPr>
-          <w:rFonts w:hint="eastAsia"/>
-        </w:rPr>
-        <w:t xml:space="preserve">数据集</w:t>
-      </w:r>
-      <w:r>
-        <w:t xml:space="preserve"> koenig </w:t>
-      </w:r>
-      <w:r>
-        <w:rPr>
-          <w:rFonts w:hint="eastAsia"/>
-        </w:rPr>
-        <w:t xml:space="preserve">项目</w:t>
-      </w:r>
-      <w:r>
-        <w:t xml:space="preserve"> 75 </w:t>
-      </w:r>
-      <w:r>
-        <w:rPr>
-          <w:rFonts w:hint="eastAsia"/>
-        </w:rPr>
-        <w:t xml:space="preserve">个真实可达失效用例为对象，本文在选择器解析层面对</w:t>
-      </w:r>
-      <w:r>
-        <w:t xml:space="preserve"> LLM </w:t>
-      </w:r>
-      <w:r>
-        <w:rPr>
-          <w:rFonts w:hint="eastAsia"/>
-        </w:rPr>
-        <w:t xml:space="preserve">修复器进行对抗性诊断，并以</w:t>
-      </w:r>
-      <w:r>
-        <w:t xml:space="preserve"> HealReact </w:t>
-      </w:r>
-      <w:r>
-        <w:rPr>
-          <w:rFonts w:hint="eastAsia"/>
-        </w:rPr>
-        <w:t xml:space="preserve">的</w:t>
-      </w:r>
-      <w:r>
-        <w:t xml:space="preserve"> L1/L3 </w:t>
-      </w:r>
-      <w:r>
-        <w:rPr>
-          <w:rFonts w:hint="eastAsia"/>
-        </w:rPr>
-        <w:t xml:space="preserve">静态基底作为可复现测量平台。结果表明，目标元素被移除时，</w:t>
-      </w:r>
-      <w:r>
-        <w:rPr>
-          <w:rStyle w:val="VerbatimChar"/>
-        </w:rPr>
-        <w:t xml:space="preserve">qwen2.5-coder:7b</w:t>
-      </w:r>
-      <w:r>
-        <w:t xml:space="preserve"> </w:t>
-      </w:r>
-      <w:r>
-        <w:rPr>
-          <w:rFonts w:hint="eastAsia"/>
-        </w:rPr>
-        <w:t xml:space="preserve">在</w:t>
-      </w:r>
-      <w:r>
-        <w:t xml:space="preserve"> 78.7% </w:t>
-      </w:r>
-      <w:r>
-        <w:rPr>
-          <w:rFonts w:hint="eastAsia"/>
-        </w:rPr>
-        <w:t xml:space="preserve">的用例中生成指向错误元素的可解析选择器，显式放弃提示未改变逐用例判定；</w:t>
-      </w:r>
-      <w:r>
-        <w:rPr>
-          <w:rStyle w:val="VerbatimChar"/>
-        </w:rPr>
-        <w:t xml:space="preserve">gpt-4o</w:t>
-      </w:r>
-      <w:r>
-        <w:t xml:space="preserve"> </w:t>
-      </w:r>
-      <w:r>
-        <w:rPr>
-          <w:rFonts w:hint="eastAsia"/>
-        </w:rPr>
-        <w:t xml:space="preserve">在同一协议下由</w:t>
-      </w:r>
-      <w:r>
-        <w:t xml:space="preserve"> 84.0% </w:t>
-      </w:r>
-      <w:r>
-        <w:rPr>
-          <w:rFonts w:hint="eastAsia"/>
-        </w:rPr>
-        <w:t xml:space="preserve">降至</w:t>
-      </w:r>
-      <w:r>
-        <w:t xml:space="preserve"> </w:t>
-      </w:r>
-      <w:r>
-        <w:rPr>
-          <w:rFonts w:hint="eastAsia"/>
-        </w:rPr>
-        <w:t xml:space="preserve">68.0%，但仍保留高比例误修复。静态基底覆盖</w:t>
-      </w:r>
-      <w:r>
-        <w:t xml:space="preserve"> 80.6% </w:t>
-      </w:r>
-      <w:r>
-        <w:rPr>
-          <w:rFonts w:hint="eastAsia"/>
-        </w:rPr>
-        <w:t xml:space="preserve">的真实失效目标，但该数字不等同于真实</w:t>
-      </w:r>
-      <w:r>
-        <w:t xml:space="preserve"> Playwright </w:t>
-      </w:r>
-      <w:r>
-        <w:rPr>
-          <w:rFonts w:hint="eastAsia"/>
-        </w:rPr>
-        <w:t xml:space="preserve">运行时通过率。研究认为，无人值守持续集成自愈需要行为重放验证器。</w:t>
+        <w:t xml:space="preserve">为降低 Playwright 脆弱定位器的维护成本，本文研究大语言模型（Large Language Model，LLM）驱动的测试自愈是否产生隐性误修复。以 ReproBreak 数据集 koenig 项目 75 个真实可达失效用例为对象，在选择器解析层面诊断 LLM 修复器，并以 HealReact 的 L1/L3 静态基底作为可复现测量平台。结果表明，目标元素被移除时，qwen2.5-coder:7b 在 78.7% 的用例中生成指向错误元素的可解析选择器，显式放弃提示未改变逐用例判定；gpt-4o 与 deepseek-v4-flash 分别由 84.0% 降至 68.0%、由 80.0% 降至 70.7%，但仍保留高比例误修复。静态基底覆盖 80.6% 的真实失效目标，但不等同于运行时通过率。研究认为，无人值守持续集成自愈需要行为重放验证器。</w:t>
       </w:r>
     </w:p>
     <w:p>
@@ -278,13 +131,13 @@
         <w:rPr>
           <w:rStyle w:val="VerbatimChar"/>
         </w:rPr>
-        <w:t xml:space="preserve">gpt-4o</w:t>
-      </w:r>
-      <w:r>
-        <w:t xml:space="preserve"> </w:t>
-      </w:r>
-      <w:r>
-        <w:t xml:space="preserve">decreases the rate from 84.0% to 68.0%, but still leaves many false heals. The static substrate covers 80.6% of real break targets, but this number is not a real Playwright runtime pass rate. The study concludes that unattended continuous integration self-healing requires a behavioral replay verifier.</w:t>
+        <w:t xml:space="preserve">gpt-4o and deepseek-v4-flash</w:t>
+      </w:r>
+      <w:r>
+        <w:t xml:space="preserve"> </w:t>
+      </w:r>
+      <w:r>
+        <w:t xml:space="preserve">decrease the rate from 84.0% to 68.0% and from 80.0% to 70.7%, respectively, but both still leave many false heals. The static substrate covers 80.6% of real break targets, but this number is not a real Playwright runtime pass rate. The study concludes that unattended continuous integration self-healing requires a behavioral replay verifier.</w:t>
       </w:r>
     </w:p>
     <w:p>
@@ -743,16 +596,16 @@
         <w:rPr>
           <w:rStyle w:val="VerbatimChar"/>
         </w:rPr>
-        <w:t xml:space="preserve">gpt-4o</w:t>
-      </w:r>
-      <w:r>
-        <w:t xml:space="preserve"> </w:t>
-      </w:r>
-      <w:r>
-        <w:rPr>
-          <w:rFonts w:hint="eastAsia"/>
-        </w:rPr>
-        <w:t xml:space="preserve">对照：其误修复率从</w:t>
+        <w:t xml:space="preserve">gpt-4o 与 deepseek-v4-flash</w:t>
+      </w:r>
+      <w:r>
+        <w:t xml:space="preserve"> </w:t>
+      </w:r>
+      <w:r>
+        <w:rPr>
+          <w:rFonts w:hint="eastAsia"/>
+        </w:rPr>
+        <w:t xml:space="preserve">对照：前者从</w:t>
       </w:r>
       <w:r>
         <w:t xml:space="preserve"> Vanilla </w:t>
@@ -788,7 +641,7 @@
         <w:rPr>
           <w:rFonts w:hint="eastAsia"/>
         </w:rPr>
-        <w:t xml:space="preserve">68.0%（51/75），但仍有多数用例会被静默改写到错误元素。</w:t>
+        <w:t xml:space="preserve">68.0%（51/75），后者从 80.0%（60/75）降至 70.7%（53/75），但仍有多数用例会被静默改写到错误元素。</w:t>
       </w:r>
     </w:p>
     <w:p>
@@ -811,7 +664,7 @@
           <w:b/>
           <w:bCs/>
         </w:rPr>
-        <w:t xml:space="preserve">两个低开销确定性杠杆带来零回归的局部改进。</w:t>
+        <w:t xml:space="preserve">低开销确定性杠杆带来零回归的局部改进，但收益构成依赖模型。</w:t>
       </w:r>
       <w:r>
         <w:t xml:space="preserve">HealReact </w:t>
@@ -1191,7 +1044,7 @@
         <w:rPr>
           <w:rFonts w:hint="eastAsia"/>
         </w:rPr>
-        <w:t xml:space="preserve">）。两个低开销确定性杠杆</w:t>
+        <w:t xml:space="preserve">）。两个低开销确定性杠杆在 Qwen 上</w:t>
       </w:r>
       <w:r>
         <w:t xml:space="preserve"> —— testId </w:t>
@@ -1244,7 +1097,7 @@
         <w:pStyle w:val="FirstParagraph"/>
       </w:pPr>
       <w:r>
-        <w:t xml:space="preserve">（i）在真实 Playwright 数据集上对隐性误修复进行选择器层面的诊断性测量，并展示软提示放弃指令在本地 7B 模型上逐用例无效、在 gpt-4o 上仍留下高比例误修复（§3）； （ii）使用 HealReact 的 L1/L3 静态基底作为可复现测量平台，而非声称已实现完整 L1–L4 自愈系统（§2）； （iii）给出两个辅助性工程观察：低开销确定性杠杆可带来零回归的局部改进但统计未显著，跨应用可达率受锚点文化差异显著制约（§3）。</w:t>
+        <w:t xml:space="preserve">（i）在真实 Playwright 数据集上对隐性误修复进行选择器层面的诊断性测量，并展示软提示放弃指令在本地 7B 模型上逐用例无效、在 gpt-4o 与 deepseek-v4-flash 上仍留下高比例误修复（§3）； （ii）使用 HealReact 的 L1/L3 静态基底作为可复现测量平台，而非声称已实现完整 L1–L4 自愈系统（§2）； （iii）给出两个辅助性工程观察：低开销确定性杠杆可带来零回归的局部改进但统计未显著，跨应用可达率受锚点文化差异显著制约（§3）。</w:t>
       </w:r>
     </w:p>
     <w:p>
@@ -2692,7 +2545,7 @@
         <w:rPr>
           <w:rStyle w:val="VerbatimChar"/>
         </w:rPr>
-        <w:t xml:space="preserve">gpt-4o</w:t>
+        <w:t xml:space="preserve">gpt-4o 与 deepseek-v4-flash</w:t>
       </w:r>
       <w:r>
         <w:t xml:space="preserve"> </w:t>
@@ -2902,13 +2755,13 @@
         <w:rPr>
           <w:rFonts w:hint="eastAsia"/>
         </w:rPr>
-        <w:t xml:space="preserve">协议上加入一个前沿闭源模型对照（</w:t>
+        <w:t xml:space="preserve">协议上加入两个 API 模型对照（</w:t>
       </w:r>
       <w:r>
         <w:rPr>
           <w:rStyle w:val="VerbatimChar"/>
         </w:rPr>
-        <w:t xml:space="preserve">gpt-4o</w:t>
+        <w:t xml:space="preserve">gpt-4o 与 deepseek-v4-flash</w:t>
       </w:r>
       <w:r>
         <w:rPr>
@@ -2956,7 +2809,7 @@
         <w:t xml:space="preserve">=0，单次采样；正式工件使用</w:t>
       </w:r>
       <w:r>
-        <w:t xml:space="preserve"> 2 s </w:t>
+        <w:t xml:space="preserve"> 2 s（GPT-4o）与 0.5 s（DeepSeek） </w:t>
       </w:r>
       <w:r>
         <w:rPr>
@@ -2971,7 +2824,7 @@
         <w:rPr>
           <w:rFonts w:hint="eastAsia"/>
         </w:rPr>
-        <w:t xml:space="preserve">退避重试，最终错误数为</w:t>
+        <w:t xml:space="preserve">退避重试，最终错误数均为</w:t>
       </w:r>
       <w:r>
         <w:t xml:space="preserve"> </w:t>
@@ -3209,7 +3062,7 @@
         <w:rPr>
           <w:rFonts w:hint="eastAsia"/>
         </w:rPr>
-        <w:t xml:space="preserve">；F1</w:t>
+        <w:t xml:space="preserve">；F1 与 F2</w:t>
       </w:r>
       <w:r>
         <w:t xml:space="preserve"> </w:t>
@@ -3227,7 +3080,7 @@
         <w:rPr>
           <w:rStyle w:val="VerbatimChar"/>
         </w:rPr>
-        <w:t xml:space="preserve">gpt-4o</w:t>
+        <w:t xml:space="preserve">gpt-4o 或 deepseek-v4-flash</w:t>
       </w:r>
       <w:r>
         <w:rPr>
@@ -3721,108 +3574,717 @@
     </w:p>
     <w:p>
       <w:pPr>
+        <w:pStyle w:val="TableCaption"/>
+      </w:pPr>
+      <w:r>
+        <w:rPr>
+          <w:rFonts w:hint="eastAsia"/>
+        </w:rPr>
+        <w:t xml:space="preserve">表 1 误修复探针（§3.3）。所有模型均使用相同的 75 个可达 koenig 用例与相同的 ground-truth 移除协议。</w:t>
+      </w:r>
+    </w:p>
+    <w:tbl>
+      <w:tblPr>
+        <w:tblStyle w:val="Table"/>
+        <w:tblW w:type="auto" w:w="0"/>
+        <w:tblLook w:firstRow="1" w:lastRow="0" w:firstColumn="0" w:lastColumn="0" w:noHBand="0" w:noVBand="0" w:val="0020"/>
+        <w:tblCaption w:val="表 1 误修复探针（§3.3）。所有模型均使用相同的 75 个可达 koenig 用例与相同的 ground-truth 移除协议。"/>
+      </w:tblPr>
+      <w:tblGrid>
+        <w:gridCol w:w="2300"/>
+        <w:gridCol w:w="2200"/>
+        <w:gridCol w:w="1300"/>
+        <w:gridCol w:w="1400"/>
+        <w:gridCol w:w="1200"/>
+        <w:gridCol w:w="1500"/>
+      </w:tblGrid>
+      <w:tr>
+        <w:trPr>
+          <w:tblHeader w:val="on"/>
+        </w:trPr>
+        <w:tc>
+          <w:tcPr/>
+          <w:p>
+            <w:pPr>
+              <w:pStyle w:val="Compact"/>
+              <w:jc w:val="left"/>
+            </w:pPr>
+            <w:r>
+              <w:rPr>
+                <w:b/>
+                <w:bCs/>
+                <w:rFonts w:hint="eastAsia"/>
+              </w:rPr>
+              <w:t xml:space="preserve">模型</w:t>
+            </w:r>
+          </w:p>
+        </w:tc>
+        <w:tc>
+          <w:tcPr/>
+          <w:p>
+            <w:pPr>
+              <w:pStyle w:val="Compact"/>
+              <w:jc w:val="left"/>
+            </w:pPr>
+            <w:r>
+              <w:rPr>
+                <w:b/>
+                <w:bCs/>
+                <w:rFonts w:hint="eastAsia"/>
+              </w:rPr>
+              <w:t xml:space="preserve">prompt</w:t>
+            </w:r>
+          </w:p>
+        </w:tc>
+        <w:tc>
+          <w:tcPr/>
+          <w:p>
+            <w:pPr>
+              <w:pStyle w:val="Compact"/>
+              <w:jc w:val="right"/>
+            </w:pPr>
+            <w:r>
+              <w:rPr>
+                <w:b/>
+                <w:bCs/>
+                <w:rFonts w:hint="eastAsia"/>
+              </w:rPr>
+              <w:t xml:space="preserve">放弃 (好)</w:t>
+            </w:r>
+          </w:p>
+        </w:tc>
+        <w:tc>
+          <w:tcPr/>
+          <w:p>
+            <w:pPr>
+              <w:pStyle w:val="Compact"/>
+              <w:jc w:val="right"/>
+            </w:pPr>
+            <w:r>
+              <w:rPr>
+                <w:b/>
+                <w:bCs/>
+                <w:rFonts w:hint="eastAsia"/>
+              </w:rPr>
+              <w:t xml:space="preserve">误修复 (坏)</w:t>
+            </w:r>
+          </w:p>
+        </w:tc>
+        <w:tc>
+          <w:tcPr/>
+          <w:p>
+            <w:pPr>
+              <w:pStyle w:val="Compact"/>
+              <w:jc w:val="right"/>
+            </w:pPr>
+            <w:r>
+              <w:rPr>
+                <w:b/>
+                <w:bCs/>
+                <w:rFonts w:hint="eastAsia"/>
+              </w:rPr>
+              <w:t xml:space="preserve">未解析</w:t>
+            </w:r>
+          </w:p>
+        </w:tc>
+        <w:tc>
+          <w:tcPr/>
+          <w:p>
+            <w:pPr>
+              <w:pStyle w:val="Compact"/>
+              <w:jc w:val="right"/>
+            </w:pPr>
+            <w:r>
+              <w:rPr>
+                <w:b/>
+                <w:bCs/>
+                <w:rFonts w:hint="eastAsia"/>
+              </w:rPr>
+              <w:t xml:space="preserve">误修复 %</w:t>
+            </w:r>
+          </w:p>
+        </w:tc>
+      </w:tr>
+      <w:tr>
+        <w:tc>
+          <w:tcPr/>
+          <w:p>
+            <w:pPr>
+              <w:pStyle w:val="Compact"/>
+              <w:jc w:val="left"/>
+            </w:pPr>
+            <w:r>
+              <w:rPr>
+                <w:rStyle w:val="VerbatimChar"/>
+                <w:rFonts w:hint="eastAsia"/>
+              </w:rPr>
+              <w:t xml:space="preserve">qwen2.5-coder:7b</w:t>
+            </w:r>
+          </w:p>
+        </w:tc>
+        <w:tc>
+          <w:tcPr/>
+          <w:p>
+            <w:pPr>
+              <w:pStyle w:val="Compact"/>
+              <w:jc w:val="left"/>
+            </w:pPr>
+            <w:r>
+              <w:rPr>
+                <w:rFonts w:hint="eastAsia"/>
+              </w:rPr>
+              <w:t xml:space="preserve">Vanilla</w:t>
+            </w:r>
+          </w:p>
+        </w:tc>
+        <w:tc>
+          <w:tcPr/>
+          <w:p>
+            <w:pPr>
+              <w:pStyle w:val="Compact"/>
+              <w:jc w:val="right"/>
+            </w:pPr>
+            <w:r>
+              <w:rPr>
+                <w:rFonts w:hint="eastAsia"/>
+              </w:rPr>
+              <w:t xml:space="preserve">13</w:t>
+            </w:r>
+          </w:p>
+        </w:tc>
+        <w:tc>
+          <w:tcPr/>
+          <w:p>
+            <w:pPr>
+              <w:pStyle w:val="Compact"/>
+              <w:jc w:val="right"/>
+            </w:pPr>
+            <w:r>
+              <w:rPr>
+                <w:rFonts w:hint="eastAsia"/>
+              </w:rPr>
+              <w:t xml:space="preserve">59</w:t>
+            </w:r>
+          </w:p>
+        </w:tc>
+        <w:tc>
+          <w:tcPr/>
+          <w:p>
+            <w:pPr>
+              <w:pStyle w:val="Compact"/>
+              <w:jc w:val="right"/>
+            </w:pPr>
+            <w:r>
+              <w:rPr>
+                <w:rFonts w:hint="eastAsia"/>
+              </w:rPr>
+              <w:t xml:space="preserve">3</w:t>
+            </w:r>
+          </w:p>
+        </w:tc>
+        <w:tc>
+          <w:tcPr/>
+          <w:p>
+            <w:pPr>
+              <w:pStyle w:val="Compact"/>
+              <w:jc w:val="right"/>
+            </w:pPr>
+            <w:r>
+              <w:rPr>
+                <w:b/>
+                <w:bCs/>
+                <w:rFonts w:hint="eastAsia"/>
+              </w:rPr>
+              <w:t xml:space="preserve">78.7%</w:t>
+            </w:r>
+          </w:p>
+        </w:tc>
+      </w:tr>
+      <w:tr>
+        <w:tc>
+          <w:tcPr/>
+          <w:p>
+            <w:pPr>
+              <w:pStyle w:val="Compact"/>
+              <w:jc w:val="left"/>
+            </w:pPr>
+            <w:r>
+              <w:rPr>
+                <w:rStyle w:val="VerbatimChar"/>
+                <w:rFonts w:hint="eastAsia"/>
+              </w:rPr>
+              <w:t xml:space="preserve">qwen2.5-coder:7b</w:t>
+            </w:r>
+          </w:p>
+        </w:tc>
+        <w:tc>
+          <w:tcPr/>
+          <w:p>
+            <w:pPr>
+              <w:pStyle w:val="Compact"/>
+              <w:jc w:val="left"/>
+            </w:pPr>
+            <w:r>
+              <w:rPr>
+                <w:rFonts w:hint="eastAsia"/>
+              </w:rPr>
+              <w:t xml:space="preserve">+ 放弃守门规则</w:t>
+            </w:r>
+          </w:p>
+        </w:tc>
+        <w:tc>
+          <w:tcPr/>
+          <w:p>
+            <w:pPr>
+              <w:pStyle w:val="Compact"/>
+              <w:jc w:val="right"/>
+            </w:pPr>
+            <w:r>
+              <w:rPr>
+                <w:rFonts w:hint="eastAsia"/>
+              </w:rPr>
+              <w:t xml:space="preserve">13</w:t>
+            </w:r>
+          </w:p>
+        </w:tc>
+        <w:tc>
+          <w:tcPr/>
+          <w:p>
+            <w:pPr>
+              <w:pStyle w:val="Compact"/>
+              <w:jc w:val="right"/>
+            </w:pPr>
+            <w:r>
+              <w:rPr>
+                <w:rFonts w:hint="eastAsia"/>
+              </w:rPr>
+              <w:t xml:space="preserve">59</w:t>
+            </w:r>
+          </w:p>
+        </w:tc>
+        <w:tc>
+          <w:tcPr/>
+          <w:p>
+            <w:pPr>
+              <w:pStyle w:val="Compact"/>
+              <w:jc w:val="right"/>
+            </w:pPr>
+            <w:r>
+              <w:rPr>
+                <w:rFonts w:hint="eastAsia"/>
+              </w:rPr>
+              <w:t xml:space="preserve">3</w:t>
+            </w:r>
+          </w:p>
+        </w:tc>
+        <w:tc>
+          <w:tcPr/>
+          <w:p>
+            <w:pPr>
+              <w:pStyle w:val="Compact"/>
+              <w:jc w:val="right"/>
+            </w:pPr>
+            <w:r>
+              <w:rPr>
+                <w:b/>
+                <w:bCs/>
+                <w:rFonts w:hint="eastAsia"/>
+              </w:rPr>
+              <w:t xml:space="preserve">78.7%</w:t>
+            </w:r>
+          </w:p>
+        </w:tc>
+      </w:tr>
+      <w:tr>
+        <w:tc>
+          <w:tcPr/>
+          <w:p>
+            <w:pPr>
+              <w:pStyle w:val="Compact"/>
+              <w:jc w:val="left"/>
+            </w:pPr>
+            <w:r>
+              <w:rPr>
+                <w:rStyle w:val="VerbatimChar"/>
+                <w:rFonts w:hint="eastAsia"/>
+              </w:rPr>
+              <w:t xml:space="preserve">gpt-4o</w:t>
+            </w:r>
+          </w:p>
+        </w:tc>
+        <w:tc>
+          <w:tcPr/>
+          <w:p>
+            <w:pPr>
+              <w:pStyle w:val="Compact"/>
+              <w:jc w:val="left"/>
+            </w:pPr>
+            <w:r>
+              <w:rPr>
+                <w:rFonts w:hint="eastAsia"/>
+              </w:rPr>
+              <w:t xml:space="preserve">Vanilla</w:t>
+            </w:r>
+          </w:p>
+        </w:tc>
+        <w:tc>
+          <w:tcPr/>
+          <w:p>
+            <w:pPr>
+              <w:pStyle w:val="Compact"/>
+              <w:jc w:val="right"/>
+            </w:pPr>
+            <w:r>
+              <w:rPr>
+                <w:rFonts w:hint="eastAsia"/>
+              </w:rPr>
+              <w:t xml:space="preserve">12</w:t>
+            </w:r>
+          </w:p>
+        </w:tc>
+        <w:tc>
+          <w:tcPr/>
+          <w:p>
+            <w:pPr>
+              <w:pStyle w:val="Compact"/>
+              <w:jc w:val="right"/>
+            </w:pPr>
+            <w:r>
+              <w:rPr>
+                <w:rFonts w:hint="eastAsia"/>
+              </w:rPr>
+              <w:t xml:space="preserve">63</w:t>
+            </w:r>
+          </w:p>
+        </w:tc>
+        <w:tc>
+          <w:tcPr/>
+          <w:p>
+            <w:pPr>
+              <w:pStyle w:val="Compact"/>
+              <w:jc w:val="right"/>
+            </w:pPr>
+            <w:r>
+              <w:rPr>
+                <w:rFonts w:hint="eastAsia"/>
+              </w:rPr>
+              <w:t xml:space="preserve">0</w:t>
+            </w:r>
+          </w:p>
+        </w:tc>
+        <w:tc>
+          <w:tcPr/>
+          <w:p>
+            <w:pPr>
+              <w:pStyle w:val="Compact"/>
+              <w:jc w:val="right"/>
+            </w:pPr>
+            <w:r>
+              <w:rPr>
+                <w:b/>
+                <w:bCs/>
+                <w:rFonts w:hint="eastAsia"/>
+              </w:rPr>
+              <w:t xml:space="preserve">84.0%</w:t>
+            </w:r>
+          </w:p>
+        </w:tc>
+      </w:tr>
+      <w:tr>
+        <w:tc>
+          <w:tcPr/>
+          <w:p>
+            <w:pPr>
+              <w:pStyle w:val="Compact"/>
+              <w:jc w:val="left"/>
+            </w:pPr>
+            <w:r>
+              <w:rPr>
+                <w:rStyle w:val="VerbatimChar"/>
+                <w:rFonts w:hint="eastAsia"/>
+              </w:rPr>
+              <w:t xml:space="preserve">gpt-4o</w:t>
+            </w:r>
+          </w:p>
+        </w:tc>
+        <w:tc>
+          <w:tcPr/>
+          <w:p>
+            <w:pPr>
+              <w:pStyle w:val="Compact"/>
+              <w:jc w:val="left"/>
+            </w:pPr>
+            <w:r>
+              <w:rPr>
+                <w:rFonts w:hint="eastAsia"/>
+              </w:rPr>
+              <w:t xml:space="preserve">+ 放弃守门规则</w:t>
+            </w:r>
+          </w:p>
+        </w:tc>
+        <w:tc>
+          <w:tcPr/>
+          <w:p>
+            <w:pPr>
+              <w:pStyle w:val="Compact"/>
+              <w:jc w:val="right"/>
+            </w:pPr>
+            <w:r>
+              <w:rPr>
+                <w:rFonts w:hint="eastAsia"/>
+              </w:rPr>
+              <w:t xml:space="preserve">24</w:t>
+            </w:r>
+          </w:p>
+        </w:tc>
+        <w:tc>
+          <w:tcPr/>
+          <w:p>
+            <w:pPr>
+              <w:pStyle w:val="Compact"/>
+              <w:jc w:val="right"/>
+            </w:pPr>
+            <w:r>
+              <w:rPr>
+                <w:rFonts w:hint="eastAsia"/>
+              </w:rPr>
+              <w:t xml:space="preserve">51</w:t>
+            </w:r>
+          </w:p>
+        </w:tc>
+        <w:tc>
+          <w:tcPr/>
+          <w:p>
+            <w:pPr>
+              <w:pStyle w:val="Compact"/>
+              <w:jc w:val="right"/>
+            </w:pPr>
+            <w:r>
+              <w:rPr>
+                <w:rFonts w:hint="eastAsia"/>
+              </w:rPr>
+              <w:t xml:space="preserve">0</w:t>
+            </w:r>
+          </w:p>
+        </w:tc>
+        <w:tc>
+          <w:tcPr/>
+          <w:p>
+            <w:pPr>
+              <w:pStyle w:val="Compact"/>
+              <w:jc w:val="right"/>
+            </w:pPr>
+            <w:r>
+              <w:rPr>
+                <w:b/>
+                <w:bCs/>
+                <w:rFonts w:hint="eastAsia"/>
+              </w:rPr>
+              <w:t xml:space="preserve">68.0%</w:t>
+            </w:r>
+          </w:p>
+        </w:tc>
+      </w:tr>
+      <w:tr>
+        <w:tc>
+          <w:tcPr/>
+          <w:p>
+            <w:pPr>
+              <w:pStyle w:val="Compact"/>
+              <w:jc w:val="left"/>
+            </w:pPr>
+            <w:r>
+              <w:rPr>
+                <w:rStyle w:val="VerbatimChar"/>
+                <w:rFonts w:hint="eastAsia"/>
+              </w:rPr>
+              <w:t xml:space="preserve">deepseek-v4-flash</w:t>
+            </w:r>
+          </w:p>
+        </w:tc>
+        <w:tc>
+          <w:tcPr/>
+          <w:p>
+            <w:pPr>
+              <w:pStyle w:val="Compact"/>
+              <w:jc w:val="left"/>
+            </w:pPr>
+            <w:r>
+              <w:rPr>
+                <w:rFonts w:hint="eastAsia"/>
+              </w:rPr>
+              <w:t xml:space="preserve">Vanilla</w:t>
+            </w:r>
+          </w:p>
+        </w:tc>
+        <w:tc>
+          <w:tcPr/>
+          <w:p>
+            <w:pPr>
+              <w:pStyle w:val="Compact"/>
+              <w:jc w:val="right"/>
+            </w:pPr>
+            <w:r>
+              <w:rPr>
+                <w:rFonts w:hint="eastAsia"/>
+              </w:rPr>
+              <w:t xml:space="preserve">12</w:t>
+            </w:r>
+          </w:p>
+        </w:tc>
+        <w:tc>
+          <w:tcPr/>
+          <w:p>
+            <w:pPr>
+              <w:pStyle w:val="Compact"/>
+              <w:jc w:val="right"/>
+            </w:pPr>
+            <w:r>
+              <w:rPr>
+                <w:rFonts w:hint="eastAsia"/>
+              </w:rPr>
+              <w:t xml:space="preserve">60</w:t>
+            </w:r>
+          </w:p>
+        </w:tc>
+        <w:tc>
+          <w:tcPr/>
+          <w:p>
+            <w:pPr>
+              <w:pStyle w:val="Compact"/>
+              <w:jc w:val="right"/>
+            </w:pPr>
+            <w:r>
+              <w:rPr>
+                <w:rFonts w:hint="eastAsia"/>
+              </w:rPr>
+              <w:t xml:space="preserve">3</w:t>
+            </w:r>
+          </w:p>
+        </w:tc>
+        <w:tc>
+          <w:tcPr/>
+          <w:p>
+            <w:pPr>
+              <w:pStyle w:val="Compact"/>
+              <w:jc w:val="right"/>
+            </w:pPr>
+            <w:r>
+              <w:rPr>
+                <w:b/>
+                <w:bCs/>
+                <w:rFonts w:hint="eastAsia"/>
+              </w:rPr>
+              <w:t xml:space="preserve">80.0%</w:t>
+            </w:r>
+          </w:p>
+        </w:tc>
+      </w:tr>
+      <w:tr>
+        <w:tc>
+          <w:tcPr/>
+          <w:p>
+            <w:pPr>
+              <w:pStyle w:val="Compact"/>
+              <w:jc w:val="left"/>
+            </w:pPr>
+            <w:r>
+              <w:rPr>
+                <w:rStyle w:val="VerbatimChar"/>
+                <w:rFonts w:hint="eastAsia"/>
+              </w:rPr>
+              <w:t xml:space="preserve">deepseek-v4-flash</w:t>
+            </w:r>
+          </w:p>
+        </w:tc>
+        <w:tc>
+          <w:tcPr/>
+          <w:p>
+            <w:pPr>
+              <w:pStyle w:val="Compact"/>
+              <w:jc w:val="left"/>
+            </w:pPr>
+            <w:r>
+              <w:rPr>
+                <w:rFonts w:hint="eastAsia"/>
+              </w:rPr>
+              <w:t xml:space="preserve">+ 放弃守门规则</w:t>
+            </w:r>
+          </w:p>
+        </w:tc>
+        <w:tc>
+          <w:tcPr/>
+          <w:p>
+            <w:pPr>
+              <w:pStyle w:val="Compact"/>
+              <w:jc w:val="right"/>
+            </w:pPr>
+            <w:r>
+              <w:rPr>
+                <w:rFonts w:hint="eastAsia"/>
+              </w:rPr>
+              <w:t xml:space="preserve">20</w:t>
+            </w:r>
+          </w:p>
+        </w:tc>
+        <w:tc>
+          <w:tcPr/>
+          <w:p>
+            <w:pPr>
+              <w:pStyle w:val="Compact"/>
+              <w:jc w:val="right"/>
+            </w:pPr>
+            <w:r>
+              <w:rPr>
+                <w:rFonts w:hint="eastAsia"/>
+              </w:rPr>
+              <w:t xml:space="preserve">53</w:t>
+            </w:r>
+          </w:p>
+        </w:tc>
+        <w:tc>
+          <w:tcPr/>
+          <w:p>
+            <w:pPr>
+              <w:pStyle w:val="Compact"/>
+              <w:jc w:val="right"/>
+            </w:pPr>
+            <w:r>
+              <w:rPr>
+                <w:rFonts w:hint="eastAsia"/>
+              </w:rPr>
+              <w:t xml:space="preserve">2</w:t>
+            </w:r>
+          </w:p>
+        </w:tc>
+        <w:tc>
+          <w:tcPr/>
+          <w:p>
+            <w:pPr>
+              <w:pStyle w:val="Compact"/>
+              <w:jc w:val="right"/>
+            </w:pPr>
+            <w:r>
+              <w:rPr>
+                <w:b/>
+                <w:bCs/>
+                <w:rFonts w:hint="eastAsia"/>
+              </w:rPr>
+              <w:t xml:space="preserve">70.7%</w:t>
+            </w:r>
+          </w:p>
+        </w:tc>
+      </w:tr>
+    </w:tbl>
+    <w:p>
+      <w:pPr>
         <w:pStyle w:val="BodyText"/>
       </w:pPr>
       <w:r>
-        <w:br/>
-      </w:r>
-      <ns1:oMath>
-        <ns1:r>
-          <ns1:t>n</ns1:t>
-        </ns1:r>
-        <ns1:r>
-          <ns1:rPr>
-            <ns1:sty ns1:val="p"/>
-          </ns1:rPr>
-          <ns1:t>=</ns1:t>
-        </ns1:r>
-        <ns1:r>
-          <ns1:t>75</ns1:t>
-        </ns1:r>
-      </ns1:oMath>
-      <w:r>
-        <w:t xml:space="preserve"> </w:t>
-      </w:r>
-      <w:r>
-        <w:rPr>
-          <w:rFonts w:hint="eastAsia"/>
-        </w:rPr>
-        <w:t xml:space="preserve">个可达</w:t>
-      </w:r>
-      <w:r>
-        <w:t xml:space="preserve"> koenig </w:t>
-      </w:r>
-      <w:r>
-        <w:rPr>
-          <w:rFonts w:hint="eastAsia"/>
-        </w:rPr>
-        <w:t xml:space="preserve">失效用例。Ground</w:t>
-      </w:r>
-      <w:r>
-        <w:t xml:space="preserve"> truth </w:t>
-      </w:r>
-      <w:r>
-        <w:rPr>
-          <w:rFonts w:hint="eastAsia"/>
-        </w:rPr>
-        <w:t xml:space="preserve">目标已从候选集中移除；任何被给出的可解析选择器即为一次隐性误修复。Qwen</w:t>
-      </w:r>
-      <w:r>
-        <w:t xml:space="preserve"> </w:t>
-      </w:r>
-      <w:r>
-        <w:rPr>
-          <w:rFonts w:hint="eastAsia"/>
-        </w:rPr>
-        <w:t xml:space="preserve">的</w:t>
-      </w:r>
-      <w:r>
-        <w:t xml:space="preserve"> </w:t>
-      </w:r>
-      <w:r>
-        <w:rPr>
-          <w:rFonts w:hint="eastAsia"/>
-        </w:rPr>
-        <w:t xml:space="preserve">78.7%（59/75）Wilson</w:t>
-      </w:r>
-      <w:r>
-        <w:t xml:space="preserve"> 95% </w:t>
-      </w:r>
-      <w:r>
-        <w:rPr>
-          <w:rFonts w:hint="eastAsia"/>
-        </w:rPr>
-        <w:t xml:space="preserve">置信区间约为</w:t>
-      </w:r>
-      <w:r>
-        <w:t xml:space="preserve"> [68.1%, </w:t>
-      </w:r>
-      <w:r>
-        <w:rPr>
-          <w:rFonts w:hint="eastAsia"/>
-        </w:rPr>
-        <w:t xml:space="preserve">86.4%]；GPT-4o</w:t>
-      </w:r>
-      <w:r>
-        <w:t xml:space="preserve"> Abstain </w:t>
-      </w:r>
-      <w:r>
-        <w:rPr>
-          <w:rFonts w:hint="eastAsia"/>
-        </w:rPr>
-        <w:t xml:space="preserve">的</w:t>
-      </w:r>
-      <w:r>
-        <w:t xml:space="preserve"> </w:t>
-      </w:r>
-      <w:r>
-        <w:rPr>
-          <w:rFonts w:hint="eastAsia"/>
-        </w:rPr>
-        <w:t xml:space="preserve">68.0%（51/75）约为</w:t>
-      </w:r>
-      <w:r>
-        <w:t xml:space="preserve"> [56.8%, 77.5%]。</w:t>
+        <w:rPr>
+          <w:rFonts w:hint="eastAsia"/>
+        </w:rPr>
+        <w:t xml:space="preserve">n=75 个可达 koenig 失效用例。Ground truth 目标已从候选集中移除；任何被给出的可解析选择器即为一次隐性误修复。Qwen 的 78.7%（59/75）Wilson 95% 置信区间约为 [68.1%, 86.4%]；GPT-4o 的 Vanilla 84.0%（63/75）与 Abstain 68.0%（51/75）分别约为 [74.1%, 90.6%] 与 [56.8%, 77.5%]；DeepSeek 的 Vanilla 80.0%（60/75）与 Abstain 70.7%（53/75）分别约为 [69.6%, 87.5%] 与 [59.6%, 79.8%]。</w:t>
       </w:r>
     </w:p>
     <w:p>
@@ -4708,138 +5170,10 @@
         <w:pStyle w:val="BodyText"/>
       </w:pPr>
       <w:r>
-        <w:t xml:space="preserve">Qwen </w:t>
-      </w:r>
-      <w:r>
-        <w:rPr>
-          <w:rFonts w:hint="eastAsia"/>
-        </w:rPr>
-        <w:t xml:space="preserve">的</w:t>
-      </w:r>
-      <w:r>
-        <w:t xml:space="preserve"> </w:t>
-      </w:r>
-      <w:r>
-        <w:rPr>
-          <w:smallCaps/>
-        </w:rPr>
-        <w:t xml:space="preserve">Vanilla</w:t>
-      </w:r>
-      <w:r>
-        <w:t xml:space="preserve"> </w:t>
-      </w:r>
-      <w:r>
-        <w:rPr>
-          <w:rFonts w:hint="eastAsia"/>
-        </w:rPr>
-        <w:t xml:space="preserve">与</w:t>
-      </w:r>
-      <w:r>
-        <w:t xml:space="preserve"> </w:t>
-      </w:r>
-      <w:r>
-        <w:rPr>
-          <w:smallCaps/>
-        </w:rPr>
-        <w:t xml:space="preserve">Abstain</w:t>
-      </w:r>
-      <w:r>
-        <w:t xml:space="preserve"> </w:t>
-      </w:r>
-      <w:r>
-        <w:rPr>
-          <w:rFonts w:hint="eastAsia"/>
-        </w:rPr>
-        <w:t xml:space="preserve">等同性是更具诊断意义的发现，且这一等同性是</w:t>
-      </w:r>
-      <w:r>
-        <w:rPr>
-          <w:rFonts w:hint="eastAsia"/>
-          <w:i/>
-          <w:iCs/>
-        </w:rPr>
-        <w:t xml:space="preserve">逐用例</w:t>
-      </w:r>
-      <w:r>
-        <w:rPr>
-          <w:rFonts w:hint="eastAsia"/>
-        </w:rPr>
-        <w:t xml:space="preserve">成立的（表</w:t>
-      </w:r>
-      <w:r>
-        <w:t xml:space="preserve"> </w:t>
-      </w:r>
-      <w:r>
-        <w:rPr>
-          <w:rFonts w:hint="eastAsia"/>
-        </w:rPr>
-        <w:t xml:space="preserve">2：75</w:t>
-      </w:r>
-      <w:r>
-        <w:t xml:space="preserve"> </w:t>
-      </w:r>
-      <w:r>
-        <w:rPr>
-          <w:rFonts w:hint="eastAsia"/>
-        </w:rPr>
-        <w:t xml:space="preserve">个用例的配对判定无一发生改变）：一个</w:t>
-      </w:r>
-      <w:r>
-        <w:t xml:space="preserve"> 7B </w:t>
-      </w:r>
-      <w:r>
-        <w:rPr>
-          <w:rFonts w:hint="eastAsia"/>
-        </w:rPr>
-        <w:t xml:space="preserve">规模的代码模型在该任务上不会因软提示式的守门规则而改变其可观察行为。GPT-4o</w:t>
-      </w:r>
-      <w:r>
-        <w:t xml:space="preserve"> </w:t>
-      </w:r>
-      <w:r>
-        <w:rPr>
-          <w:rFonts w:hint="eastAsia"/>
-        </w:rPr>
-        <w:t xml:space="preserve">对照使结论更细化而非被推翻：更强模型确实能利用放弃提示，将</w:t>
-      </w:r>
-      <w:r>
-        <w:t xml:space="preserve"> 12 </w:t>
-      </w:r>
-      <w:r>
-        <w:rPr>
-          <w:rFonts w:hint="eastAsia"/>
-        </w:rPr>
-        <w:t xml:space="preserve">个误修复改为放弃（表</w:t>
-      </w:r>
-      <w:r>
-        <w:t xml:space="preserve"> </w:t>
-      </w:r>
-      <w:r>
-        <w:rPr>
-          <w:rFonts w:hint="eastAsia"/>
-        </w:rPr>
-        <w:t xml:space="preserve">3），但在同一对抗性协议下仍有</w:t>
-      </w:r>
-      <w:r>
-        <w:t xml:space="preserve"> 51/75 </w:t>
-      </w:r>
-      <w:r>
-        <w:rPr>
-          <w:rFonts w:hint="eastAsia"/>
-        </w:rPr>
-        <w:t xml:space="preserve">的用例输出错误可解析选择器。因而本文的强结论不是</w:t>
-      </w:r>
-      <w:r>
-        <w:rPr>
-          <w:rFonts w:hint="eastAsia"/>
-        </w:rPr>
-        <w:t xml:space="preserve">“所有模型必然忽视放弃提示”</w:t>
-      </w:r>
-      <w:r>
-        <w:rPr>
-          <w:rFonts w:hint="eastAsia"/>
-        </w:rPr>
-        <w:t xml:space="preserve">，而是：在缺乏外部确定性验证器时，仅凭提示文本无法作为可审计的安全边界；即便前沿模型能降低风险，仍需确定性拒绝机制或行为重放验证器来证明补丁没有错指。</w:t>
+        <w:rPr>
+          <w:rFonts w:hint="eastAsia"/>
+        </w:rPr>
+        <w:t xml:space="preserve">Qwen 的 Vanilla 与 Abstain 等同性是更具诊断意义的发现，且这一等同性是逐用例成立的（表 2：75 个用例的配对判定无一发生改变）：一个 7B 规模的代码模型在该任务上不会因软提示式的守门规则而改变其可观察行为。两个 API 模型对照使结论更细化而非被推翻：GPT-4o 将 12 个误修复改为放弃（84.0%→68.0%，McNemar 精确检验 p=0.0005），DeepSeek 将 8 个误修复改为放弃、另有 1 个未解析转为误修复（80.0%→70.7%，p=0.039），说明更强的指令遵循能力确实能让放弃提示产生可观察效果。但二者在同一对抗性协议下仍分别有 51/75 与 53/75 的用例输出错误可解析选择器（68.0% 与 70.7%）。因而本文的强结论不是“所有模型必然忽视放弃提示”，而是：在缺乏外部确定性验证器时，仅凭提示文本无法作为可审计的安全边界；即便更强的 API 模型能部分响应放弃提示，仍需确定性拒绝机制或行为重放验证器来证明补丁没有错指。</w:t>
       </w:r>
     </w:p>
     <w:bookmarkEnd w:id="35"/>
@@ -4867,65 +5201,15 @@
         <w:pStyle w:val="FirstParagraph"/>
       </w:pPr>
       <w:r>
-        <w:t xml:space="preserve">F2 </w:t>
-      </w:r>
-      <w:r>
-        <w:rPr>
-          <w:rFonts w:hint="eastAsia"/>
-        </w:rPr>
-        <w:t xml:space="preserve">仅作为辅助工程经验报告。在同样的</w:t>
-      </w:r>
-      <w:r>
-        <w:t xml:space="preserve"> 75 </w:t>
-      </w:r>
-      <w:r>
-        <w:rPr>
-          <w:rFonts w:hint="eastAsia"/>
-        </w:rPr>
-        <w:t xml:space="preserve">个可达</w:t>
-      </w:r>
-      <w:r>
-        <w:t xml:space="preserve"> koenig </w:t>
-      </w:r>
-      <w:r>
-        <w:rPr>
-          <w:rFonts w:hint="eastAsia"/>
-        </w:rPr>
-        <w:t xml:space="preserve">失效用例上，我们比较两杠杆均关的</w:t>
-      </w:r>
-      <w:r>
-        <w:t xml:space="preserve"> v0 </w:t>
-      </w:r>
-      <w:r>
-        <w:rPr>
-          <w:rFonts w:hint="eastAsia"/>
-        </w:rPr>
-        <w:t xml:space="preserve">与两杠杆均开的</w:t>
-      </w:r>
-      <w:r>
-        <w:t xml:space="preserve"> </w:t>
-      </w:r>
-      <w:r>
-        <w:rPr>
-          <w:rFonts w:hint="eastAsia"/>
-        </w:rPr>
-        <w:t xml:space="preserve">v1，并用二因子析因分离</w:t>
-      </w:r>
-      <w:r>
-        <w:t xml:space="preserve"> testId </w:t>
-      </w:r>
-      <w:r>
-        <w:rPr>
-          <w:rFonts w:hint="eastAsia"/>
-        </w:rPr>
-        <w:t xml:space="preserve">加权检索与强锚点后置过滤的边际贡献；所有臂均使用</w:t>
-      </w:r>
-      <w:r>
-        <w:t xml:space="preserve"> </w:t>
+        <w:rPr>
+          <w:rFonts w:hint="eastAsia"/>
+        </w:rPr>
+        <w:t xml:space="preserve">F2 仅作为辅助工程经验报告。在同样的 75 个可达 koenig 失效用例上，我们比较两杠杆均关的 v0 与两杠杆均开的 v1，并用二因子析因分离 testId 加权检索与强锚点后置过滤的边际贡献；Qwen 主析因的所有臂均使用 </w:t>
       </w:r>
       <w:r>
         <w:rPr>
           <w:rStyle w:val="VerbatimChar"/>
+          <w:rFonts w:hint="eastAsia"/>
         </w:rPr>
         <w:t xml:space="preserve">qwen2.5-coder:7b</w:t>
       </w:r>
@@ -4933,43 +5217,33 @@
         <w:rPr>
           <w:rFonts w:hint="eastAsia"/>
         </w:rPr>
-        <w:t xml:space="preserve">、同一系统提示、同一候选池与同一解析器</w:t>
-      </w:r>
-      <w:r>
-        <w:t xml:space="preserve"> oracle。Ground truth </w:t>
-      </w:r>
-      <w:r>
-        <w:rPr>
-          <w:rFonts w:hint="eastAsia"/>
-        </w:rPr>
-        <w:t xml:space="preserve">是</w:t>
-      </w:r>
-      <w:r>
-        <w:t xml:space="preserve"> ReproBreak </w:t>
-      </w:r>
-      <w:r>
-        <w:rPr>
-          <w:rFonts w:hint="eastAsia"/>
-        </w:rPr>
-        <w:t xml:space="preserve">中</w:t>
-      </w:r>
-      <w:r>
-        <w:t xml:space="preserve"> </w:t>
+        <w:t xml:space="preserve">、同一系统提示、同一候选池与同一解析器 oracle。修订版在同一用例集、同一提示与同一解析器下，用 </w:t>
       </w:r>
       <w:r>
         <w:rPr>
           <w:rStyle w:val="VerbatimChar"/>
+          <w:rFonts w:hint="eastAsia"/>
+        </w:rPr>
+        <w:t xml:space="preserve">deepseek-v4-flash</w:t>
+      </w:r>
+      <w:r>
+        <w:rPr>
+          <w:rFonts w:hint="eastAsia"/>
+        </w:rPr>
+        <w:t xml:space="preserve"> 重跑四个臂，以检验确定性杠杆是否依赖底层模型。Ground truth 是 ReproBreak 中 </w:t>
+      </w:r>
+      <w:r>
+        <w:rPr>
+          <w:rStyle w:val="VerbatimChar"/>
+          <w:rFonts w:hint="eastAsia"/>
         </w:rPr>
         <w:t xml:space="preserve">new_locator</w:t>
       </w:r>
       <w:r>
-        <w:t xml:space="preserve"> </w:t>
-      </w:r>
-      <w:r>
-        <w:rPr>
-          <w:rFonts w:hint="eastAsia"/>
-        </w:rPr>
-        <w:t xml:space="preserve">字符串所匹配的目标元素（经解析器解析）。</w:t>
+        <w:rPr>
+          <w:rFonts w:hint="eastAsia"/>
+        </w:rPr>
+        <w:t xml:space="preserve"> 字符串所匹配的目标元素（经解析器解析）。</w:t>
       </w:r>
     </w:p>
     <w:bookmarkEnd w:id="37"/>
@@ -4990,132 +5264,24 @@
         <w:rPr>
           <w:rFonts w:hint="eastAsia"/>
         </w:rPr>
-        <w:t xml:space="preserve">表</w:t>
-      </w:r>
-      <w:r>
-        <w:t xml:space="preserve"> 4 </w:t>
-      </w:r>
-      <w:r>
-        <w:rPr>
-          <w:rFonts w:hint="eastAsia"/>
-        </w:rPr>
-        <w:t xml:space="preserve">显示，两杠杆全开时</w:t>
-      </w:r>
-      <w:r>
-        <w:t xml:space="preserve"> top-1 </w:t>
-      </w:r>
-      <w:r>
-        <w:rPr>
-          <w:rFonts w:hint="eastAsia"/>
-        </w:rPr>
-        <w:t xml:space="preserve">精确元素匹配从</w:t>
-      </w:r>
-      <w:r>
-        <w:t xml:space="preserve"> </w:t>
-      </w:r>
-      <w:r>
-        <w:rPr>
-          <w:rFonts w:hint="eastAsia"/>
-        </w:rPr>
-        <w:t xml:space="preserve">55/75（73.3%）提升到</w:t>
-      </w:r>
-      <w:r>
-        <w:t xml:space="preserve"> </w:t>
-      </w:r>
-      <w:r>
-        <w:rPr>
-          <w:rFonts w:hint="eastAsia"/>
-        </w:rPr>
-        <w:t xml:space="preserve">58/75（77.3%），全量</w:t>
-      </w:r>
-      <w:r>
-        <w:t xml:space="preserve"> 93 </w:t>
-      </w:r>
-      <w:r>
-        <w:rPr>
-          <w:rFonts w:hint="eastAsia"/>
-        </w:rPr>
-        <w:t xml:space="preserve">个失效用例上的静态修复代理指标从</w:t>
-      </w:r>
-      <w:r>
-        <w:t xml:space="preserve"> 59.1% </w:t>
-      </w:r>
-      <w:r>
-        <w:rPr>
-          <w:rFonts w:hint="eastAsia"/>
-        </w:rPr>
-        <w:t xml:space="preserve">提升到</w:t>
-      </w:r>
-      <w:r>
-        <w:t xml:space="preserve"> </w:t>
-      </w:r>
-      <w:r>
-        <w:rPr>
-          <w:rFonts w:hint="eastAsia"/>
-        </w:rPr>
-        <w:t xml:space="preserve">62.4%，且未引入回归。表</w:t>
-      </w:r>
-      <w:r>
-        <w:t xml:space="preserve"> 5 </w:t>
-      </w:r>
-      <w:r>
-        <w:rPr>
-          <w:rFonts w:hint="eastAsia"/>
-        </w:rPr>
-        <w:t xml:space="preserve">进一步说明，该改进来自两个确定性杠杆的叠加：单开</w:t>
-      </w:r>
-      <w:r>
-        <w:t xml:space="preserve"> testId </w:t>
-      </w:r>
-      <w:r>
-        <w:rPr>
-          <w:rFonts w:hint="eastAsia"/>
-        </w:rPr>
-        <w:t xml:space="preserve">加权或强锚点后置过滤均为</w:t>
-      </w:r>
-      <w:r>
-        <w:t xml:space="preserve"> </w:t>
-      </w:r>
-      <w:r>
-        <w:rPr>
-          <w:rFonts w:hint="eastAsia"/>
-        </w:rPr>
-        <w:t xml:space="preserve">+2/-0，两者全开为</w:t>
-      </w:r>
-      <w:r>
-        <w:t xml:space="preserve"> </w:t>
-      </w:r>
-      <w:r>
-        <w:rPr>
-          <w:rFonts w:hint="eastAsia"/>
-        </w:rPr>
-        <w:t xml:space="preserve">+3/-0；但这些差异在</w:t>
-      </w:r>
-      <w:r>
-        <w:t xml:space="preserve"> </w:t>
+        <w:t xml:space="preserve">表 4 显示，Qwen 上两杠杆全开时 top-1 精确元素匹配从 55/75（73.3%）提升到 58/75（77.3%），全量 93 个失效用例上的静态修复代理指标从 59.1% 提升到 62.4%，且未引入回归。表 5 进一步给出两个模型的 2×2 析因：在 Qwen 上，单开 testId 加权或强锚点后置过滤均为 +2/-0，两者全开为 +3/-0；在 DeepSeek 上，两杠杆均关为 68/75（90.7%），仅加权为 68/75（+5/-5），仅过滤为 72/75（96.0%，+4/-0），两者全开为 69/75（92.0%，相对仅过滤 +1/-4）。即只有后置过滤在两种模型上保持了方向一致的零回归增益，而 testId 加权在 DeepSeek 上仅为净零交换。所有差异在 </w:t>
       </w:r>
       <ns1:oMath>
-        <ns1:r>
-          <ns1:t>n</ns1:t>
-        </ns1:r>
         <ns1:r>
           <ns1:rPr>
             <ns1:sty ns1:val="p"/>
           </ns1:rPr>
-          <ns1:t>=</ns1:t>
+          <ns1:t>n</ns1:t>
         </ns1:r>
         <ns1:r>
-          <ns1:t>75</ns1:t>
+          <ns1:t>=75</ns1:t>
         </ns1:r>
       </ns1:oMath>
       <w:r>
-        <w:t xml:space="preserve"> </w:t>
-      </w:r>
-      <w:r>
-        <w:rPr>
-          <w:rFonts w:hint="eastAsia"/>
-        </w:rPr>
-        <w:t xml:space="preserve">下均未达到统计显著。</w:t>
+        <w:rPr>
+          <w:rFonts w:hint="eastAsia"/>
+        </w:rPr>
+        <w:t xml:space="preserve"> 下均未达到统计显著。</w:t>
       </w:r>
     </w:p>
     <w:bookmarkStart w:id="38" w:name="tab:l3-factorial"/>
@@ -5127,72 +5293,24 @@
         <w:rPr>
           <w:rFonts w:hint="eastAsia"/>
         </w:rPr>
-        <w:t xml:space="preserve">表</w:t>
-      </w:r>
-      <w:r>
-        <w:t xml:space="preserve"> 5 </w:t>
-      </w:r>
-      <w:r>
-        <w:rPr>
-          <w:rFonts w:hint="eastAsia"/>
-        </w:rPr>
-        <w:t xml:space="preserve">两杠杆二因子析因（top-1</w:t>
-      </w:r>
-      <w:r>
-        <w:t xml:space="preserve"> </w:t>
-      </w:r>
-      <w:r>
-        <w:rPr>
-          <w:rFonts w:hint="eastAsia"/>
-        </w:rPr>
-        <w:t xml:space="preserve">精确元素匹配，</w:t>
+        <w:t xml:space="preserve">表 5 两杠杆二因子析因（top-1 精确元素匹配，</w:t>
       </w:r>
       <ns1:oMath>
-        <ns1:r>
-          <ns1:t>n</ns1:t>
-        </ns1:r>
         <ns1:r>
           <ns1:rPr>
             <ns1:sty ns1:val="p"/>
           </ns1:rPr>
-          <ns1:t>=</ns1:t>
+          <ns1:t>n</ns1:t>
         </ns1:r>
         <ns1:r>
-          <ns1:t>75</ns1:t>
+          <ns1:t>=75</ns1:t>
         </ns1:r>
       </ns1:oMath>
       <w:r>
         <w:rPr>
           <w:rFonts w:hint="eastAsia"/>
         </w:rPr>
-        <w:t xml:space="preserve">）。行=testId</w:t>
-      </w:r>
-      <w:r>
-        <w:t xml:space="preserve"> </w:t>
-      </w:r>
-      <w:r>
-        <w:rPr>
-          <w:rFonts w:hint="eastAsia"/>
-        </w:rPr>
-        <w:t xml:space="preserve">加权，列=强锚点后置过滤。每个杠杆单独带来</w:t>
-      </w:r>
-      <w:r>
-        <w:t xml:space="preserve"> </w:t>
-      </w:r>
-      <w:r>
-        <w:rPr>
-          <w:rFonts w:hint="eastAsia"/>
-        </w:rPr>
-        <w:t xml:space="preserve">+2、两者合计</w:t>
-      </w:r>
-      <w:r>
-        <w:t xml:space="preserve"> </w:t>
-      </w:r>
-      <w:r>
-        <w:rPr>
-          <w:rFonts w:hint="eastAsia"/>
-        </w:rPr>
-        <w:t xml:space="preserve">+3、零回归；方向一致但在该样本量下未达统计显著。</w:t>
+        <w:t xml:space="preserve">）。行=testId 加权，列=强锚点后置过滤；上组为 Qwen 主实验，下组为 DeepSeek 模型泛化复现。</w:t>
       </w:r>
     </w:p>
     <w:tbl>
@@ -5200,12 +5318,13 @@
         <w:tblStyle w:val="Table"/>
         <w:tblW w:type="auto" w:w="0"/>
         <w:tblLook w:firstRow="1" w:lastRow="0" w:firstColumn="0" w:lastColumn="0" w:noHBand="0" w:noVBand="0" w:val="0020"/>
-        <w:tblCaption w:val="表 5 两杠杆二因子析因（top-1 精确元素匹配，n=75）。行=testId 加权，列=强锚点后置过滤。每个杠杆单独带来 +2、两者合计 +3、零回归；方向一致但在该样本量下未达统计显著。"/>
+        <w:tblCaption w:val="表 5 两杠杆二因子析因（top-1 精确元素匹配，n=75）。行=testId 加权，列=强锚点后置过滤；上组为 Qwen 主实验，下组为 DeepSeek 模型泛化复现。"/>
       </w:tblPr>
       <w:tblGrid>
-        <w:gridCol w:w="2640"/>
-        <w:gridCol w:w="2640"/>
-        <w:gridCol w:w="2640"/>
+        <w:gridCol w:w="2520"/>
+        <w:gridCol w:w="1800"/>
+        <w:gridCol w:w="1800"/>
+        <w:gridCol w:w="1800"/>
       </w:tblGrid>
       <w:tr>
         <w:trPr>
@@ -5216,7 +5335,16 @@
           <w:p>
             <w:pPr>
               <w:pStyle w:val="Compact"/>
+              <w:jc w:val="left"/>
             </w:pPr>
+            <w:r>
+              <w:rPr>
+                <w:b/>
+                <w:bCs/>
+                <w:rFonts w:hint="eastAsia"/>
+              </w:rPr>
+              <w:t xml:space="preserve">模型</w:t>
+            </w:r>
           </w:p>
         </w:tc>
         <w:tc>
@@ -5228,9 +5356,11 @@
             </w:pPr>
             <w:r>
               <w:rPr>
+                <w:b/>
+                <w:bCs/>
                 <w:rFonts w:hint="eastAsia"/>
               </w:rPr>
-              <w:t xml:space="preserve">过滤：关</w:t>
+              <w:t xml:space="preserve">testId 加权</w:t>
             </w:r>
           </w:p>
         </w:tc>
@@ -5243,6 +5373,25 @@
             </w:pPr>
             <w:r>
               <w:rPr>
+                <w:b/>
+                <w:bCs/>
+                <w:rFonts w:hint="eastAsia"/>
+              </w:rPr>
+              <w:t xml:space="preserve">过滤：关</w:t>
+            </w:r>
+          </w:p>
+        </w:tc>
+        <w:tc>
+          <w:tcPr/>
+          <w:p>
+            <w:pPr>
+              <w:pStyle w:val="Compact"/>
+              <w:jc w:val="right"/>
+            </w:pPr>
+            <w:r>
+              <w:rPr>
+                <w:b/>
+                <w:bCs/>
                 <w:rFonts w:hint="eastAsia"/>
               </w:rPr>
               <w:t xml:space="preserve">过滤：开</w:t>
@@ -5260,9 +5409,10 @@
             </w:pPr>
             <w:r>
               <w:rPr>
+                <w:rStyle w:val="VerbatimChar"/>
                 <w:rFonts w:hint="eastAsia"/>
               </w:rPr>
-              <w:t xml:space="preserve">加权：关</w:t>
+              <w:t xml:space="preserve">qwen2.5-coder:7b</w:t>
             </w:r>
           </w:p>
         </w:tc>
@@ -5274,7 +5424,10 @@
               <w:jc w:val="right"/>
             </w:pPr>
             <w:r>
-              <w:t xml:space="preserve">55 / 75</w:t>
+              <w:rPr>
+                <w:rFonts w:hint="eastAsia"/>
+              </w:rPr>
+              <w:t xml:space="preserve">关</w:t>
             </w:r>
           </w:p>
         </w:tc>
@@ -5286,6 +5439,24 @@
               <w:jc w:val="right"/>
             </w:pPr>
             <w:r>
+              <w:rPr>
+                <w:rFonts w:hint="eastAsia"/>
+              </w:rPr>
+              <w:t xml:space="preserve">55 / 75</w:t>
+            </w:r>
+          </w:p>
+        </w:tc>
+        <w:tc>
+          <w:tcPr/>
+          <w:p>
+            <w:pPr>
+              <w:pStyle w:val="Compact"/>
+              <w:jc w:val="right"/>
+            </w:pPr>
+            <w:r>
+              <w:rPr>
+                <w:rFonts w:hint="eastAsia"/>
+              </w:rPr>
               <w:t xml:space="preserve">57 / 75</w:t>
             </w:r>
           </w:p>
@@ -5301,9 +5472,10 @@
             </w:pPr>
             <w:r>
               <w:rPr>
+                <w:rStyle w:val="VerbatimChar"/>
                 <w:rFonts w:hint="eastAsia"/>
               </w:rPr>
-              <w:t xml:space="preserve">加权：开</w:t>
+              <w:t xml:space="preserve">qwen2.5-coder:7b</w:t>
             </w:r>
           </w:p>
         </w:tc>
@@ -5315,7 +5487,10 @@
               <w:jc w:val="right"/>
             </w:pPr>
             <w:r>
-              <w:t xml:space="preserve">57 / 75</w:t>
+              <w:rPr>
+                <w:rFonts w:hint="eastAsia"/>
+              </w:rPr>
+              <w:t xml:space="preserve">开</w:t>
             </w:r>
           </w:p>
         </w:tc>
@@ -5328,10 +5503,154 @@
             </w:pPr>
             <w:r>
               <w:rPr>
+                <w:rFonts w:hint="eastAsia"/>
+              </w:rPr>
+              <w:t xml:space="preserve">57 / 75</w:t>
+            </w:r>
+          </w:p>
+        </w:tc>
+        <w:tc>
+          <w:tcPr/>
+          <w:p>
+            <w:pPr>
+              <w:pStyle w:val="Compact"/>
+              <w:jc w:val="right"/>
+            </w:pPr>
+            <w:r>
+              <w:rPr>
                 <w:b/>
                 <w:bCs/>
+                <w:rFonts w:hint="eastAsia"/>
               </w:rPr>
               <w:t xml:space="preserve">58 / 75</w:t>
+            </w:r>
+          </w:p>
+        </w:tc>
+      </w:tr>
+      <w:tr>
+        <w:tc>
+          <w:tcPr/>
+          <w:p>
+            <w:pPr>
+              <w:pStyle w:val="Compact"/>
+              <w:jc w:val="left"/>
+            </w:pPr>
+            <w:r>
+              <w:rPr>
+                <w:rStyle w:val="VerbatimChar"/>
+                <w:rFonts w:hint="eastAsia"/>
+              </w:rPr>
+              <w:t xml:space="preserve">deepseek-v4-flash</w:t>
+            </w:r>
+          </w:p>
+        </w:tc>
+        <w:tc>
+          <w:tcPr/>
+          <w:p>
+            <w:pPr>
+              <w:pStyle w:val="Compact"/>
+              <w:jc w:val="right"/>
+            </w:pPr>
+            <w:r>
+              <w:rPr>
+                <w:rFonts w:hint="eastAsia"/>
+              </w:rPr>
+              <w:t xml:space="preserve">关</w:t>
+            </w:r>
+          </w:p>
+        </w:tc>
+        <w:tc>
+          <w:tcPr/>
+          <w:p>
+            <w:pPr>
+              <w:pStyle w:val="Compact"/>
+              <w:jc w:val="right"/>
+            </w:pPr>
+            <w:r>
+              <w:rPr>
+                <w:rFonts w:hint="eastAsia"/>
+              </w:rPr>
+              <w:t xml:space="preserve">68 / 75</w:t>
+            </w:r>
+          </w:p>
+        </w:tc>
+        <w:tc>
+          <w:tcPr/>
+          <w:p>
+            <w:pPr>
+              <w:pStyle w:val="Compact"/>
+              <w:jc w:val="right"/>
+            </w:pPr>
+            <w:r>
+              <w:rPr>
+                <w:b/>
+                <w:bCs/>
+                <w:rFonts w:hint="eastAsia"/>
+              </w:rPr>
+              <w:t xml:space="preserve">72 / 75</w:t>
+            </w:r>
+          </w:p>
+        </w:tc>
+      </w:tr>
+      <w:tr>
+        <w:tc>
+          <w:tcPr/>
+          <w:p>
+            <w:pPr>
+              <w:pStyle w:val="Compact"/>
+              <w:jc w:val="left"/>
+            </w:pPr>
+            <w:r>
+              <w:rPr>
+                <w:rStyle w:val="VerbatimChar"/>
+                <w:rFonts w:hint="eastAsia"/>
+              </w:rPr>
+              <w:t xml:space="preserve">deepseek-v4-flash</w:t>
+            </w:r>
+          </w:p>
+        </w:tc>
+        <w:tc>
+          <w:tcPr/>
+          <w:p>
+            <w:pPr>
+              <w:pStyle w:val="Compact"/>
+              <w:jc w:val="right"/>
+            </w:pPr>
+            <w:r>
+              <w:rPr>
+                <w:rFonts w:hint="eastAsia"/>
+              </w:rPr>
+              <w:t xml:space="preserve">开</w:t>
+            </w:r>
+          </w:p>
+        </w:tc>
+        <w:tc>
+          <w:tcPr/>
+          <w:p>
+            <w:pPr>
+              <w:pStyle w:val="Compact"/>
+              <w:jc w:val="right"/>
+            </w:pPr>
+            <w:r>
+              <w:rPr>
+                <w:rFonts w:hint="eastAsia"/>
+              </w:rPr>
+              <w:t xml:space="preserve">68 / 75</w:t>
+            </w:r>
+          </w:p>
+        </w:tc>
+        <w:tc>
+          <w:tcPr/>
+          <w:p>
+            <w:pPr>
+              <w:pStyle w:val="Compact"/>
+              <w:jc w:val="right"/>
+            </w:pPr>
+            <w:r>
+              <w:rPr>
+                <w:rFonts w:hint="eastAsia"/>
+              </w:rPr>
+              <w:t xml:space="preserve">69 / 75</w:t>
             </w:r>
           </w:p>
         </w:tc>
@@ -5343,314 +5662,167 @@
         <w:pStyle w:val="BodyText"/>
       </w:pPr>
       <w:r>
-        <w:br/>
-      </w:r>
-      <w:r>
-        <w:t xml:space="preserve">McNemar </w:t>
-      </w:r>
-      <w:r>
-        <w:rPr>
-          <w:rFonts w:hint="eastAsia"/>
-        </w:rPr>
-        <w:t xml:space="preserve">精确检验（双侧）：单开加权或单开过滤相对</w:t>
-      </w:r>
-      <w:r>
-        <w:rPr>
-          <w:rFonts w:hint="eastAsia"/>
-        </w:rPr>
-        <w:t xml:space="preserve">“两关”</w:t>
-      </w:r>
-      <w:r>
-        <w:rPr>
-          <w:rFonts w:hint="eastAsia"/>
-        </w:rPr>
-        <w:t xml:space="preserve">均为</w:t>
-      </w:r>
-      <w:r>
-        <w:t xml:space="preserve"> </w:t>
+        <w:rPr>
+          <w:rFonts w:hint="eastAsia"/>
+        </w:rPr>
+        <w:t xml:space="preserve">McNemar 精确检验（双侧，相对同模型“两关”）：Qwen 单开加权或单开过滤均为 +2/-0（</w:t>
       </w:r>
       <ns1:oMath>
         <ns1:r>
           <ns1:rPr>
             <ns1:sty ns1:val="p"/>
           </ns1:rPr>
-          <ns1:t>+</ns1:t>
-        </ns1:r>
-        <ns1:r>
-          <ns1:t>2</ns1:t>
-        </ns1:r>
-        <ns1:r>
-          <ns1:rPr>
-            <ns1:sty ns1:val="p"/>
-          </ns1:rPr>
-          <ns1:t>/</ns1:t>
-        </ns1:r>
-        <ns1:r>
-          <ns1:rPr>
-            <ns1:sty ns1:val="p"/>
-          </ns1:rPr>
-          <ns1:t>−</ns1:t>
-        </ns1:r>
-        <ns1:r>
-          <ns1:t>0</ns1:t>
-        </ns1:r>
-      </ns1:oMath>
-      <w:r>
-        <w:rPr>
-          <w:rFonts w:hint="eastAsia"/>
-        </w:rPr>
-        <w:t xml:space="preserve">（</w:t>
-      </w:r>
-      <ns1:oMath>
-        <ns1:r>
           <ns1:t>p</ns1:t>
         </ns1:r>
         <ns1:r>
-          <ns1:rPr>
-            <ns1:sty ns1:val="p"/>
-          </ns1:rPr>
-          <ns1:t>=</ns1:t>
-        </ns1:r>
-        <ns1:r>
-          <ns1:t>0.50</ns1:t>
+          <ns1:t>=0.50</ns1:t>
         </ns1:r>
       </ns1:oMath>
       <w:r>
         <w:rPr>
           <w:rFonts w:hint="eastAsia"/>
         </w:rPr>
-        <w:t xml:space="preserve">）；两者全开相对</w:t>
-      </w:r>
-      <w:r>
-        <w:rPr>
-          <w:rFonts w:hint="eastAsia"/>
-        </w:rPr>
-        <w:t xml:space="preserve">“两关”</w:t>
-      </w:r>
-      <w:r>
-        <w:rPr>
-          <w:rFonts w:hint="eastAsia"/>
-        </w:rPr>
-        <w:t xml:space="preserve">为</w:t>
-      </w:r>
-      <w:r>
-        <w:t xml:space="preserve"> </w:t>
+        <w:t xml:space="preserve">），全开 +3/-0（</w:t>
       </w:r>
       <ns1:oMath>
         <ns1:r>
           <ns1:rPr>
             <ns1:sty ns1:val="p"/>
           </ns1:rPr>
-          <ns1:t>+</ns1:t>
+          <ns1:t>p</ns1:t>
         </ns1:r>
         <ns1:r>
-          <ns1:t>3</ns1:t>
+          <ns1:t>=0.25</ns1:t>
         </ns1:r>
+      </ns1:oMath>
+      <w:r>
+        <w:rPr>
+          <w:rFonts w:hint="eastAsia"/>
+        </w:rPr>
+        <w:t xml:space="preserve">）；DeepSeek 单开加权 +5/-5（</w:t>
+      </w:r>
+      <ns1:oMath>
         <ns1:r>
           <ns1:rPr>
             <ns1:sty ns1:val="p"/>
           </ns1:rPr>
-          <ns1:t>/</ns1:t>
+          <ns1:t>p</ns1:t>
         </ns1:r>
+        <ns1:r>
+          <ns1:t>=1.00</ns1:t>
+        </ns1:r>
+      </ns1:oMath>
+      <w:r>
+        <w:rPr>
+          <w:rFonts w:hint="eastAsia"/>
+        </w:rPr>
+        <w:t xml:space="preserve">），单开过滤 +4/-0（</w:t>
+      </w:r>
+      <ns1:oMath>
         <ns1:r>
           <ns1:rPr>
             <ns1:sty ns1:val="p"/>
           </ns1:rPr>
-          <ns1:t>−</ns1:t>
+          <ns1:t>p</ns1:t>
         </ns1:r>
         <ns1:r>
-          <ns1:t>0</ns1:t>
+          <ns1:t>=0.125</ns1:t>
         </ns1:r>
       </ns1:oMath>
       <w:r>
         <w:rPr>
           <w:rFonts w:hint="eastAsia"/>
         </w:rPr>
-        <w:t xml:space="preserve">（</w:t>
+        <w:t xml:space="preserve">），全开 +4/-3（</w:t>
       </w:r>
       <ns1:oMath>
-        <ns1:r>
-          <ns1:t>p</ns1:t>
-        </ns1:r>
         <ns1:r>
           <ns1:rPr>
             <ns1:sty ns1:val="p"/>
           </ns1:rPr>
-          <ns1:t>=</ns1:t>
+          <ns1:t>p</ns1:t>
         </ns1:r>
         <ns1:r>
-          <ns1:t>0.25</ns1:t>
+          <ns1:t>=1.00</ns1:t>
         </ns1:r>
       </ns1:oMath>
       <w:r>
         <w:rPr>
           <w:rFonts w:hint="eastAsia"/>
         </w:rPr>
-        <w:t xml:space="preserve">）。所有差异方向一致、零回归，但在</w:t>
-      </w:r>
-      <w:r>
-        <w:t xml:space="preserve"> </w:t>
+        <w:t xml:space="preserve">）。DeepSeek 全开相对仅过滤为 +1/-4（</w:t>
       </w:r>
       <ns1:oMath>
-        <ns1:r>
-          <ns1:t>n</ns1:t>
-        </ns1:r>
         <ns1:r>
           <ns1:rPr>
             <ns1:sty ns1:val="p"/>
           </ns1:rPr>
-          <ns1:t>=</ns1:t>
+          <ns1:t>p</ns1:t>
         </ns1:r>
         <ns1:r>
-          <ns1:t>75</ns1:t>
+          <ns1:t>=0.375</ns1:t>
         </ns1:r>
       </ns1:oMath>
       <w:r>
-        <w:t xml:space="preserve"> </w:t>
-      </w:r>
-      <w:r>
-        <w:rPr>
-          <w:rFonts w:hint="eastAsia"/>
-        </w:rPr>
-        <w:t xml:space="preserve">下均未达</w:t>
-      </w:r>
-      <w:r>
-        <w:t xml:space="preserve"> </w:t>
+        <w:rPr>
+          <w:rFonts w:hint="eastAsia"/>
+        </w:rPr>
+        <w:t xml:space="preserve">）。所有比较在 </w:t>
       </w:r>
       <ns1:oMath>
-        <ns1:r>
-          <ns1:t>p</ns1:t>
-        </ns1:r>
         <ns1:r>
           <ns1:rPr>
             <ns1:sty ns1:val="p"/>
           </ns1:rPr>
-          <ns1:t>&lt;</ns1:t>
+          <ns1:t>n</ns1:t>
         </ns1:r>
         <ns1:r>
-          <ns1:t>0.05</ns1:t>
+          <ns1:t>=75</ns1:t>
         </ns1:r>
       </ns1:oMath>
       <w:r>
-        <w:t xml:space="preserve">。</w:t>
-      </w:r>
-    </w:p>
-    <w:bookmarkEnd w:id="39"/>
-    <w:bookmarkStart w:id="40" w:name="解读-1"/>
-    <w:p>
-      <w:pPr>
-        <w:pStyle w:val="Heading3"/>
-      </w:pPr>
-      <w:r>
-        <w:t xml:space="preserve">3.4.3解读</w:t>
-      </w:r>
-    </w:p>
-    <w:p>
-      <w:pPr>
-        <w:pStyle w:val="FirstParagraph"/>
-      </w:pPr>
-      <w:r>
-        <w:rPr>
-          <w:rFonts w:hint="eastAsia"/>
-        </w:rPr>
-        <w:t xml:space="preserve">两项手段均开销较低、完全确定性、无需任何模型再训练。借助表</w:t>
-      </w:r>
-      <w:r>
-        <w:t xml:space="preserve"> 5 </w:t>
-      </w:r>
-      <w:r>
-        <w:rPr>
-          <w:rFonts w:hint="eastAsia"/>
-        </w:rPr>
-        <w:t xml:space="preserve">的二因子析因可分离两者贡献：以</w:t>
-      </w:r>
-      <w:r>
-        <w:rPr>
-          <w:rFonts w:hint="eastAsia"/>
-        </w:rPr>
-        <w:t xml:space="preserve">“两杠杆均关”</w:t>
-      </w:r>
-      <w:r>
-        <w:rPr>
-          <w:rFonts w:hint="eastAsia"/>
-        </w:rPr>
-        <w:t xml:space="preserve">为基线（55/75），单开</w:t>
-      </w:r>
-      <w:r>
-        <w:t xml:space="preserve"> testId </w:t>
-      </w:r>
-      <w:r>
-        <w:rPr>
-          <w:rFonts w:hint="eastAsia"/>
-        </w:rPr>
-        <w:t xml:space="preserve">加权检索与单开强锚点过滤各带来</w:t>
-      </w:r>
-      <w:r>
-        <w:t xml:space="preserve"> +2 </w:t>
-      </w:r>
-      <w:r>
-        <w:rPr>
-          <w:rFonts w:hint="eastAsia"/>
-        </w:rPr>
-        <w:t xml:space="preserve">个精确匹配，两者全开合计</w:t>
-      </w:r>
-      <w:r>
-        <w:t xml:space="preserve"> </w:t>
-      </w:r>
-      <w:r>
-        <w:rPr>
-          <w:rFonts w:hint="eastAsia"/>
-        </w:rPr>
-        <w:t xml:space="preserve">+3、且</w:t>
-      </w:r>
-      <w:r>
-        <w:rPr>
-          <w:rFonts w:hint="eastAsia"/>
-          <w:i/>
-          <w:iCs/>
-        </w:rPr>
-        <w:t xml:space="preserve">零回归</w:t>
-      </w:r>
-      <w:r>
-        <w:rPr>
-          <w:rFonts w:hint="eastAsia"/>
-        </w:rPr>
-        <w:t xml:space="preserve">。须如实说明：这些增益方向一致、无一造成回归，但在</w:t>
-      </w:r>
-      <w:r>
-        <w:t xml:space="preserve"> </w:t>
+        <w:rPr>
+          <w:rFonts w:hint="eastAsia"/>
+        </w:rPr>
+        <w:t xml:space="preserve"> 下均未达 </w:t>
       </w:r>
       <ns1:oMath>
-        <ns1:r>
-          <ns1:t>n</ns1:t>
-        </ns1:r>
         <ns1:r>
           <ns1:rPr>
             <ns1:sty ns1:val="p"/>
           </ns1:rPr>
-          <ns1:t>=</ns1:t>
+          <ns1:t>p</ns1:t>
         </ns1:r>
         <ns1:r>
-          <ns1:t>75</ns1:t>
+          <ns1:t>&lt;0.05</ns1:t>
         </ns1:r>
       </ns1:oMath>
       <w:r>
-        <w:t xml:space="preserve"> </w:t>
-      </w:r>
-      <w:r>
-        <w:rPr>
-          <w:rFonts w:hint="eastAsia"/>
-        </w:rPr>
-        <w:t xml:space="preserve">的样本量下经</w:t>
-      </w:r>
-      <w:r>
-        <w:t xml:space="preserve"> McNemar </w:t>
-      </w:r>
-      <w:r>
-        <w:rPr>
-          <w:rFonts w:hint="eastAsia"/>
-        </w:rPr>
-        <w:t xml:space="preserve">精确检验均</w:t>
+        <w:rPr>
+          <w:rFonts w:hint="eastAsia"/>
+        </w:rPr>
+        <w:t xml:space="preserve">。</w:t>
+      </w:r>
+    </w:p>
+    <w:bookmarkEnd w:id="39"/>
+    <w:bookmarkStart w:id="40" w:name="解读-1"/>
+    <w:p>
+      <w:pPr>
+        <w:pStyle w:val="Heading3"/>
+      </w:pPr>
+      <w:r>
+        <w:t xml:space="preserve">3.4.3解读</w:t>
+      </w:r>
+    </w:p>
+    <w:p>
+      <w:pPr>
+        <w:pStyle w:val="FirstParagraph"/>
+      </w:pPr>
+      <w:r>
+        <w:rPr>
+          <w:rFonts w:hint="eastAsia"/>
+        </w:rPr>
+        <w:t xml:space="preserve">两项手段均开销较低、完全确定性、无需任何模型再训练。借助表 5 的二因子析因可分离两者贡献：在 Qwen 上，以“两杠杆均关”为基线（55/75），单开 testId 加权检索与单开强锚点过滤各带来 +2 个精确匹配，两者全开合计 +3、且</w:t>
       </w:r>
       <w:r>
         <w:rPr>
@@ -5658,45 +5830,89 @@
           <w:i/>
           <w:iCs/>
         </w:rPr>
-        <w:t xml:space="preserve">未达统计显著</w:t>
-      </w:r>
-      <w:r>
-        <w:rPr>
-          <w:rFonts w:hint="eastAsia"/>
-        </w:rPr>
-        <w:t xml:space="preserve">（</w:t>
+        <w:t xml:space="preserve">零回归</w:t>
+      </w:r>
+      <w:r>
+        <w:rPr>
+          <w:rFonts w:hint="eastAsia"/>
+        </w:rPr>
+        <w:t xml:space="preserve">。须如实说明：这些增益方向一致、无一造成回归，但在 </w:t>
       </w:r>
       <ns1:oMath>
-        <ns1:r>
-          <ns1:t>p</ns1:t>
-        </ns1:r>
         <ns1:r>
           <ns1:rPr>
             <ns1:sty ns1:val="p"/>
           </ns1:rPr>
-          <ns1:t>≥</ns1:t>
+          <ns1:t>n</ns1:t>
         </ns1:r>
         <ns1:r>
-          <ns1:t>0.25</ns1:t>
+          <ns1:t>=75</ns1:t>
         </ns1:r>
       </ns1:oMath>
       <w:r>
         <w:rPr>
           <w:rFonts w:hint="eastAsia"/>
         </w:rPr>
-        <w:t xml:space="preserve">）；因此我们把它们定位为</w:t>
-      </w:r>
-      <w:r>
-        <w:rPr>
-          <w:rFonts w:hint="eastAsia"/>
-        </w:rPr>
-        <w:t xml:space="preserve">“低开销、零回归的确定性工程杠杆”</w:t>
-      </w:r>
-      <w:r>
-        <w:rPr>
-          <w:rFonts w:hint="eastAsia"/>
-        </w:rPr>
-        <w:t xml:space="preserve">，而非已被统计确立的性能提升。</w:t>
+        <w:t xml:space="preserve"> 的样本量下经 McNemar 精确检验均</w:t>
+      </w:r>
+      <w:r>
+        <w:rPr>
+          <w:rFonts w:hint="eastAsia"/>
+          <w:i/>
+          <w:iCs/>
+        </w:rPr>
+        <w:t xml:space="preserve">未达统计显著</w:t>
+      </w:r>
+      <w:r>
+        <w:rPr>
+          <w:rFonts w:hint="eastAsia"/>
+        </w:rPr>
+        <w:t xml:space="preserve">（</w:t>
+      </w:r>
+      <ns1:oMath>
+        <ns1:r>
+          <ns1:rPr>
+            <ns1:sty ns1:val="p"/>
+          </ns1:rPr>
+          <ns1:t>p</ns1:t>
+        </ns1:r>
+        <ns1:r>
+          <ns1:t>≥0.25</ns1:t>
+        </ns1:r>
+      </ns1:oMath>
+      <w:r>
+        <w:rPr>
+          <w:rFonts w:hint="eastAsia"/>
+        </w:rPr>
+        <w:t xml:space="preserve">）；因此我们把它们定位为“低开销、零回归的确定性工程杠杆”，而非已被统计确立的性能提升。</w:t>
+      </w:r>
+    </w:p>
+    <w:p>
+      <w:pPr>
+        <w:pStyle w:val="BodyText"/>
+      </w:pPr>
+      <w:r>
+        <w:rPr>
+          <w:rFonts w:hint="eastAsia"/>
+        </w:rPr>
+        <w:t xml:space="preserve">DeepSeek 复现使这一结论从“两杠杆叠加”收缩为“后置过滤是更可迁移的部分”。在 DeepSeek 上，仅后置过滤带来 +4/-0（72/75）的零回归增益，而 testId 加权是 +5/-5 的净零交换，且与过滤同开时（69/75）反而低于仅过滤（72/75，配对 +1/-4，</w:t>
+      </w:r>
+      <ns1:oMath>
+        <ns1:r>
+          <ns1:rPr>
+            <ns1:sty ns1:val="p"/>
+          </ns1:rPr>
+          <ns1:t>p</ns1:t>
+        </ns1:r>
+        <ns1:r>
+          <ns1:t>=0.375</ns1:t>
+        </ns1:r>
+      </ns1:oMath>
+      <w:r>
+        <w:rPr>
+          <w:rFonts w:hint="eastAsia"/>
+        </w:rPr>
+        <w:t xml:space="preserve">）。一种解释是加权会重排候选顺序，从而改变生成式修复器的选择；当后置过滤已经剔除弱锚点候选时，这种重排不再带来稳定收益。该解释只是假设，本文未对候选顺序做受控消融。此外，API 服务端并不承诺逐位确定性，臂间 1–3 例的差异也可能混有运行间噪声。故我们不宣称确定性杠杆具有跨模型可加性：后置过滤作为不依赖模型偏好的输出约束更稳健，而加权检索的收益依赖底层模型与候选分布；所有差异均未达显著，以上仅作为工程线索。</w:t>
       </w:r>
     </w:p>
     <w:bookmarkEnd w:id="40"/>
@@ -6473,199 +6689,53 @@
         <w:pStyle w:val="FirstParagraph"/>
       </w:pPr>
       <w:r>
-        <w:t xml:space="preserve">Qwen </w:t>
-      </w:r>
-      <w:r>
-        <w:rPr>
-          <w:rFonts w:hint="eastAsia"/>
-        </w:rPr>
-        <w:t xml:space="preserve">的</w:t>
-      </w:r>
-      <w:r>
-        <w:t xml:space="preserve"> </w:t>
-      </w:r>
-      <w:r>
-        <w:rPr>
-          <w:smallCaps/>
-        </w:rPr>
-        <w:t xml:space="preserve">Vanilla</w:t>
-      </w:r>
-      <w:r>
-        <w:t xml:space="preserve"> </w:t>
-      </w:r>
-      <w:r>
-        <w:rPr>
-          <w:rFonts w:hint="eastAsia"/>
-        </w:rPr>
-        <w:t xml:space="preserve">与</w:t>
-      </w:r>
-      <w:r>
-        <w:t xml:space="preserve"> </w:t>
-      </w:r>
-      <w:r>
-        <w:rPr>
-          <w:smallCaps/>
-        </w:rPr>
-        <w:t xml:space="preserve">Abstain</w:t>
-      </w:r>
-      <w:r>
-        <w:t xml:space="preserve"> </w:t>
-      </w:r>
-      <w:r>
-        <w:rPr>
-          <w:rFonts w:hint="eastAsia"/>
-        </w:rPr>
-        <w:t xml:space="preserve">两种提示之间逐例完全等同（表</w:t>
-      </w:r>
-      <w:r>
-        <w:t xml:space="preserve"> </w:t>
-      </w:r>
-      <w:r>
-        <w:rPr>
-          <w:rFonts w:hint="eastAsia"/>
-        </w:rPr>
-        <w:t xml:space="preserve">2），说明小型本地代码模型并未把</w:t>
-      </w:r>
-      <w:r>
-        <w:rPr>
-          <w:rFonts w:hint="eastAsia"/>
-        </w:rPr>
-        <w:t xml:space="preserve">“必要时放弃”</w:t>
-      </w:r>
-      <w:r>
-        <w:rPr>
-          <w:rFonts w:hint="eastAsia"/>
-        </w:rPr>
-        <w:t xml:space="preserve">的软指令转化为可观察行为。GPT-4o</w:t>
-      </w:r>
-      <w:r>
-        <w:t xml:space="preserve"> </w:t>
-      </w:r>
-      <w:r>
-        <w:rPr>
-          <w:rFonts w:hint="eastAsia"/>
-        </w:rPr>
-        <w:t xml:space="preserve">的结果更复杂：放弃提示将误修复从</w:t>
-      </w:r>
-      <w:r>
-        <w:t xml:space="preserve"> 63/75 </w:t>
-      </w:r>
-      <w:r>
-        <w:rPr>
-          <w:rFonts w:hint="eastAsia"/>
-        </w:rPr>
-        <w:t xml:space="preserve">降至</w:t>
-      </w:r>
-      <w:r>
-        <w:t xml:space="preserve"> </w:t>
-      </w:r>
-      <w:r>
-        <w:rPr>
-          <w:rFonts w:hint="eastAsia"/>
-        </w:rPr>
-        <w:t xml:space="preserve">51/75，但残留误修复仍占</w:t>
-      </w:r>
-      <w:r>
-        <w:t xml:space="preserve"> </w:t>
-      </w:r>
-      <w:r>
-        <w:rPr>
-          <w:rFonts w:hint="eastAsia"/>
-        </w:rPr>
-        <w:t xml:space="preserve">68.0%。一种可能的解释是，软指令需与</w:t>
-      </w:r>
-      <w:r>
-        <w:rPr>
-          <w:rFonts w:hint="eastAsia"/>
-        </w:rPr>
-        <w:t xml:space="preserve">“生成合理输出”</w:t>
-      </w:r>
-      <w:r>
-        <w:rPr>
-          <w:rFonts w:hint="eastAsia"/>
-        </w:rPr>
-        <w:t xml:space="preserve">这一更强先验竞争，且模型越强越可能部分遵守该指令（此为机理层面的推测，本文未做训练动力学层面的验证）。对工具设计的启示仍然清晰：反误修复的安全保障必须可审计地置于模型</w:t>
-      </w:r>
+        <w:rPr>
+          <w:rFonts w:hint="eastAsia"/>
+        </w:rPr>
+        <w:t xml:space="preserve">Qwen 的 Vanilla 与 Abstain 两种提示之间逐例完全等同（表 2），说明小型本地代码模型并未把“必要时放弃”的软指令转化为可观察行为。两个 API 模型的结果更复杂：放弃提示将 GPT-4o 的误修复从 63/75 降至 51/75（84.0%→68.0%），将 DeepSeek 的误修复从 60/75 降至 53/75（80.0%→70.7%），但残留误修复仍分别占 68.0% 与 70.7%。一种可能的解释是，软指令需与“生成合理输出”这一更强先验竞争，且模型越强越可能部分遵守该指令（此为机理层面的推测，本文未做训练动力学层面的验证）。对工具设计的启示仍然清晰：反误修复的安全保障必须可审计地置于模型之外，例如确定性的检索分数阈值、锚点类别归属规则，以及一个能够证伪通过补丁的行为验证器。</w:t>
+      </w:r>
+    </w:p>
+    <w:bookmarkEnd w:id="48"/>
+    <w:bookmarkStart w:id="49" w:name="确定性杠杆的有限含义"/>
+    <w:p>
+      <w:pPr>
+        <w:pStyle w:val="Heading2"/>
+      </w:pPr>
+      <w:r>
+        <w:t xml:space="preserve">4.3确定性杠杆的有限含义</w:t>
+      </w:r>
+    </w:p>
+    <w:p>
+      <w:pPr>
+        <w:pStyle w:val="FirstParagraph"/>
+      </w:pPr>
+      <w:r>
+        <w:rPr>
+          <w:rFonts w:hint="eastAsia"/>
+        </w:rPr>
+        <w:t xml:space="preserve">F2 不构成具有统计学显著性的性能结论。它在 Qwen 上给出一条低开销、零回归的工程线索：当系统知道某类锚点更稳定时，把约束放进候选检索与输出后置过滤，比只要求模型“优先考虑稳定锚点”更可审计。但 DeepSeek 的 2×2 复现只部分支持这一线索：强锚点后置过滤在两种模型上都保持零回归增益（Qwen +2/-0，DeepSeek +4/-0），而 testId 加权在 DeepSeek 上为 +5/-5 的净零交换，且与过滤同开时低于仅过滤。因此更稳妥的工程结论是：可审计的输出后置过滤比候选排序更具跨模型可迁移性；加权检索的收益依赖底层模型与候选分布。该解释仍属假设，本文未对候选顺序做受控消融，且所有差异均未达显著。本文据此把 F2 作为辅助性经验，而非主要科学贡献。</w:t>
+      </w:r>
+    </w:p>
+    <w:bookmarkEnd w:id="49"/>
+    <w:bookmarkStart w:id="50" w:name="局限"/>
+    <w:p>
+      <w:pPr>
+        <w:pStyle w:val="Heading2"/>
+      </w:pPr>
+      <w:r>
+        <w:t xml:space="preserve">4.4局限</w:t>
+      </w:r>
+    </w:p>
+    <w:p>
+      <w:pPr>
+        <w:pStyle w:val="FirstParagraph"/>
+      </w:pPr>
       <w:r>
         <w:rPr>
           <w:rFonts w:hint="eastAsia"/>
           <w:i/>
           <w:iCs/>
         </w:rPr>
-        <w:t xml:space="preserve">之外</w:t>
-      </w:r>
-      <w:r>
-        <w:rPr>
-          <w:rFonts w:hint="eastAsia"/>
-        </w:rPr>
-        <w:t xml:space="preserve">，例如确定性的检索分数阈值、锚点类别归属规则，以及一个能够证伪通过补丁的行为验证器。</w:t>
-      </w:r>
-    </w:p>
-    <w:bookmarkEnd w:id="48"/>
-    <w:bookmarkStart w:id="49" w:name="确定性杠杆的有限含义"/>
-    <w:p>
-      <w:pPr>
-        <w:pStyle w:val="Heading2"/>
-      </w:pPr>
-      <w:r>
-        <w:t xml:space="preserve">4.3确定性杠杆的有限含义</w:t>
-      </w:r>
-    </w:p>
-    <w:p>
-      <w:pPr>
-        <w:pStyle w:val="FirstParagraph"/>
-      </w:pPr>
-      <w:r>
-        <w:t xml:space="preserve">F2 </w:t>
-      </w:r>
-      <w:r>
-        <w:rPr>
-          <w:rFonts w:hint="eastAsia"/>
-        </w:rPr>
-        <w:t xml:space="preserve">不构成具有统计学显著性的性能结论。它的价值在于给出一条低开销、零回归的工程线索：当系统知道某类锚点更稳定时，把约束放进候选检索与输出后置过滤，比只要求模型</w:t>
-      </w:r>
-      <w:r>
-        <w:rPr>
-          <w:rFonts w:hint="eastAsia"/>
-        </w:rPr>
-        <w:t xml:space="preserve">“优先考虑稳定锚点”</w:t>
-      </w:r>
-      <w:r>
-        <w:rPr>
-          <w:rFonts w:hint="eastAsia"/>
-        </w:rPr>
-        <w:t xml:space="preserve">更可审计。本文据此把</w:t>
-      </w:r>
-      <w:r>
-        <w:t xml:space="preserve"> F2 </w:t>
-      </w:r>
-      <w:r>
-        <w:rPr>
-          <w:rFonts w:hint="eastAsia"/>
-        </w:rPr>
-        <w:t xml:space="preserve">作为辅助性经验，而非主要科学贡献。</w:t>
-      </w:r>
-    </w:p>
-    <w:bookmarkEnd w:id="49"/>
-    <w:bookmarkStart w:id="50" w:name="局限"/>
-    <w:p>
-      <w:pPr>
-        <w:pStyle w:val="Heading2"/>
-      </w:pPr>
-      <w:r>
-        <w:t xml:space="preserve">4.4局限</w:t>
-      </w:r>
-    </w:p>
-    <w:p>
-      <w:pPr>
-        <w:pStyle w:val="FirstParagraph"/>
-      </w:pPr>
-      <w:r>
-        <w:rPr>
-          <w:rFonts w:hint="eastAsia"/>
-          <w:i/>
-          <w:iCs/>
-        </w:rPr>
         <w:t xml:space="preserve">模型范围。</w:t>
       </w:r>
       <w:r>
@@ -6696,7 +6766,7 @@
         <w:rPr>
           <w:rStyle w:val="VerbatimChar"/>
         </w:rPr>
-        <w:t xml:space="preserve">gpt-4o</w:t>
+        <w:t xml:space="preserve">gpt-4o 与 deepseek-v4-flash</w:t>
       </w:r>
       <w:r>
         <w:t xml:space="preserve"> </w:t>
@@ -6729,13 +6799,13 @@
         <w:t xml:space="preserve">：结果显示</w:t>
       </w:r>
       <w:r>
-        <w:t xml:space="preserve"> GPT-4o </w:t>
-      </w:r>
-      <w:r>
-        <w:rPr>
-          <w:rFonts w:hint="eastAsia"/>
-        </w:rPr>
-        <w:t xml:space="preserve">确能把误修复从</w:t>
+        <w:t xml:space="preserve"> GPT-4o 与 DeepSeek </w:t>
+      </w:r>
+      <w:r>
+        <w:rPr>
+          <w:rFonts w:hint="eastAsia"/>
+        </w:rPr>
+        <w:t xml:space="preserve">分别能把误修复从</w:t>
       </w:r>
       <w:r>
         <w:t xml:space="preserve"> 84.0% </w:t>
@@ -6753,7 +6823,7 @@
         <w:rPr>
           <w:rFonts w:hint="eastAsia"/>
         </w:rPr>
-        <w:t xml:space="preserve">68.0%，但仍不能把风险降到可无人值守接受的水平。该结论仍只覆盖一个前沿模型、一个数据集与一次贪心解码设置；因此本文不声称已穷尽模型规模、训练方式或供应商差异。</w:t>
+        <w:t xml:space="preserve">68.0%、从 80.0% 降至 70.7%，但仍不能把风险降到可无人值守接受的水平。F2 的 2×2 四臂也已在 DeepSeek 上复现，但两个模型均只做单次贪心采样，且 DeepSeek 的臂间差异同时包含候选重排效应与潜在的服务端非确定性，本文无法将二者分离。该结论仍只覆盖两个 API 模型、一个数据集与一次解码设置；因此本文不声称已穷尽模型规模、训练方式或供应商差异。</w:t>
       </w:r>
       <w:r>
         <w:t xml:space="preserve"> </w:t>
@@ -7360,16 +7430,16 @@
         <w:rPr>
           <w:rStyle w:val="VerbatimChar"/>
         </w:rPr>
-        <w:t xml:space="preserve">gpt-4o</w:t>
-      </w:r>
-      <w:r>
-        <w:t xml:space="preserve"> </w:t>
-      </w:r>
-      <w:r>
-        <w:rPr>
-          <w:rFonts w:hint="eastAsia"/>
-        </w:rPr>
-        <w:t xml:space="preserve">能将误修复从</w:t>
+        <w:t xml:space="preserve">gpt-4o 与 deepseek-v4-flash</w:t>
+      </w:r>
+      <w:r>
+        <w:t xml:space="preserve"> </w:t>
+      </w:r>
+      <w:r>
+        <w:rPr>
+          <w:rFonts w:hint="eastAsia"/>
+        </w:rPr>
+        <w:t xml:space="preserve">分别能将误修复从</w:t>
       </w:r>
       <w:r>
         <w:t xml:space="preserve"> 84.0% </w:t>
@@ -7387,7 +7457,7 @@
         <w:rPr>
           <w:rFonts w:hint="eastAsia"/>
         </w:rPr>
-        <w:t xml:space="preserve">68.0%，但仍留下多数错误可解析补丁。HealReact</w:t>
+        <w:t xml:space="preserve">68.0%、从 80.0% 降至 70.7%，但均留下多数错误可解析补丁。HealReact</w:t>
       </w:r>
       <w:r>
         <w:t xml:space="preserve"> </w:t>
@@ -7441,7 +7511,7 @@
         <w:rPr>
           <w:rFonts w:hint="eastAsia"/>
         </w:rPr>
-        <w:t xml:space="preserve">77.3%；两个低开销确定性手段进一步给出了零回归但统计未显著的局部改进。三项结果合起来，为后续工作中评估行为重放验证器给出了直接的经验性动机，也给出了一条由锚点文化差异所限制的、可证伪的跨应用泛化假设。</w:t>
+        <w:t xml:space="preserve">77.3%；两个低开销确定性手段给出了统计未显著、且构成依赖底层模型的局部改进——强锚点后置过滤在 Qwen 与 DeepSeek 上均零回归，testId 加权则未在 DeepSeek 上复现净增益。三项结果合起来，为后续工作中评估行为重放验证器给出了直接的经验性动机，也给出了一条由锚点文化差异所限制的、可证伪的跨应用泛化假设。</w:t>
       </w:r>
     </w:p>
     <w:bookmarkEnd w:id="54"/>

--- a/paper-zh-journal-ids/Playwright 测试自愈隐性误修复实证研究.docx
+++ b/paper-zh-journal-ids/Playwright 测试自愈隐性误修复实证研究.docx
@@ -184,25 +184,31 @@
         <w:rPr>
           <w:rFonts w:hint="eastAsia"/>
         </w:rPr>
-        <w:t xml:space="preserve">维护脆弱的用户界面（User</w:t>
-      </w:r>
-      <w:r>
-        <w:t xml:space="preserve"> </w:t>
-      </w:r>
-      <w:r>
-        <w:rPr>
-          <w:rFonts w:hint="eastAsia"/>
-        </w:rPr>
-        <w:t xml:space="preserve">Interface，UI）测试套件是现代</w:t>
-      </w:r>
-      <w:r>
-        <w:t xml:space="preserve"> Web </w:t>
-      </w:r>
-      <w:r>
-        <w:rPr>
-          <w:rFonts w:hint="eastAsia"/>
-        </w:rPr>
-        <w:t xml:space="preserve">工程中持续存在的维护成本。一次层叠样式表（Cascading</w:t>
+        <w:t xml:space="preserve">脆弱的用户界面（User Interface，UI）测试套件给现代 Web 工程带来了持续的维护成本。</w:t>
+      </w:r>
+      <w:r>
+        <w:rPr>
+          <w:rFonts w:hint="eastAsia"/>
+        </w:rPr>
+        <w:t xml:space="preserve"/>
+      </w:r>
+      <w:r>
+        <w:rPr>
+          <w:rFonts w:hint="eastAsia"/>
+        </w:rPr>
+        <w:t xml:space="preserve"/>
+      </w:r>
+      <w:r>
+        <w:rPr>
+          <w:rFonts w:hint="eastAsia"/>
+        </w:rPr>
+        <w:t xml:space="preserve"/>
+      </w:r>
+      <w:r>
+        <w:rPr>
+          <w:rFonts w:hint="eastAsia"/>
+        </w:rPr>
+        <w:t xml:space="preserve">一次层叠样式表（Cascading</w:t>
       </w:r>
       <w:r>
         <w:t xml:space="preserve"> Style </w:t>
@@ -284,6 +290,122 @@
           <w:rFonts w:hint="eastAsia"/>
         </w:rPr>
         <w:t xml:space="preserve">，给出的自然回应都是</w:t>
+      </w:r>
+      <w:r>
+        <w:rPr>
+          <w:rFonts w:hint="eastAsia"/>
+        </w:rPr>
+        <w:t xml:space="preserve">自愈：在</w:t>
+      </w:r>
+      <w:r>
+        <w:rPr>
+          <w:rFonts w:hint="eastAsia"/>
+        </w:rPr>
+        <w:t xml:space="preserve"/>
+      </w:r>
+      <w:r>
+        <w:rPr>
+          <w:rFonts w:hint="eastAsia"/>
+        </w:rPr>
+        <w:t xml:space="preserve">定位器失效时，自动将其重写为指向新文档对象模型（Document</w:t>
+      </w:r>
+      <w:r>
+        <w:t xml:space="preserve"> Object </w:t>
+      </w:r>
+      <w:r>
+        <w:rPr>
+          <w:rFonts w:hint="eastAsia"/>
+        </w:rPr>
+        <w:t xml:space="preserve">Model，DOM）中等价元素的形式。近年来，大语言模型（LLM）被广泛引入软件测试与修复任务</w:t>
+      </w:r>
+      <w:r>
+        <w:t xml:space="preserve"> </w:t>
+      </w:r>
+      <w:r>
+        <w:rPr>
+          <w:vertAlign w:val="superscript"/>
+        </w:rPr>
+        <w:t xml:space="preserve">[6,7]</w:t>
+      </w:r>
+      <w:r>
+        <w:rPr>
+          <w:rFonts w:hint="eastAsia"/>
+        </w:rPr>
+        <w:t xml:space="preserve">，自动测试修复（含定位器修复）是其中最直接受益的方向之一。</w:t>
+      </w:r>
+    </w:p>
+    <w:p>
+      <w:pPr>
+        <w:pStyle w:val="BodyText"/>
+      </w:pPr>
+      <w:r>
+        <w:rPr>
+          <w:rFonts w:hint="eastAsia"/>
+        </w:rPr>
+        <w:t xml:space="preserve">近期文献使这一问题看起来接近解决。</w:t>
+      </w:r>
+      <w:r>
+        <w:rPr>
+          <w:rFonts w:hint="eastAsia"/>
+        </w:rPr>
+        <w:t xml:space="preserve">Joseph</w:t>
+      </w:r>
+      <w:r>
+        <w:t xml:space="preserve"> </w:t>
+      </w:r>
+      <w:r>
+        <w:rPr>
+          <w:vertAlign w:val="superscript"/>
+        </w:rPr>
+        <w:t xml:space="preserve">[4]</w:t>
+      </w:r>
+      <w:r>
+        <w:t xml:space="preserve"> </w:t>
+      </w:r>
+      <w:r>
+        <w:rPr>
+          <w:rFonts w:hint="eastAsia"/>
+        </w:rPr>
+        <w:t xml:space="preserve">通过一个确定性可访问性阶梯在单一</w:t>
+      </w:r>
+      <w:r>
+        <w:t xml:space="preserve"> demo </w:t>
+      </w:r>
+      <w:r>
+        <w:rPr>
+          <w:rFonts w:hint="eastAsia"/>
+        </w:rPr>
+        <w:t xml:space="preserve">上报告了</w:t>
+      </w:r>
+      <w:r>
+        <w:t xml:space="preserve"> 100% </w:t>
+      </w:r>
+      <w:r>
+        <w:rPr>
+          <w:rFonts w:hint="eastAsia"/>
+        </w:rPr>
+        <w:t xml:space="preserve">通过率；当代基于</w:t>
+      </w:r>
+      <w:r>
+        <w:t xml:space="preserve"> LLM </w:t>
+      </w:r>
+      <w:r>
+        <w:rPr>
+          <w:rFonts w:hint="eastAsia"/>
+        </w:rPr>
+        <w:t xml:space="preserve">的定位器修复工作通常借助一致性守门规则报告修复成功率或解释一致性。然而这些指标共享一处</w:t>
+      </w:r>
+      <w:r>
+        <w:rPr>
+          <w:rFonts w:hint="eastAsia"/>
+        </w:rPr>
+        <w:t xml:space="preserve">结构性盲区。它们</w:t>
+      </w:r>
+      <w:r>
+        <w:rPr>
+          <w:rFonts w:hint="eastAsia"/>
+        </w:rPr>
+        <w:t xml:space="preserve">衡量的是</w:t>
       </w:r>
       <w:r>
         <w:rPr>
@@ -291,96 +413,13 @@
           <w:i/>
           <w:iCs/>
         </w:rPr>
-        <w:t xml:space="preserve">自愈</w:t>
-      </w:r>
-      <w:r>
-        <w:t xml:space="preserve">: </w:t>
-      </w:r>
-      <w:r>
-        <w:rPr>
-          <w:rFonts w:hint="eastAsia"/>
-        </w:rPr>
-        <w:t xml:space="preserve">在定位器失效时，自动将其重写为指向新文档对象模型（Document</w:t>
-      </w:r>
-      <w:r>
-        <w:t xml:space="preserve"> Object </w:t>
-      </w:r>
-      <w:r>
-        <w:rPr>
-          <w:rFonts w:hint="eastAsia"/>
-        </w:rPr>
-        <w:t xml:space="preserve">Model，DOM）中等价元素的形式。近年来，大语言模型（LLM）被广泛引入软件测试与修复任务</w:t>
-      </w:r>
-      <w:r>
-        <w:t xml:space="preserve"> </w:t>
-      </w:r>
-      <w:r>
-        <w:rPr>
-          <w:vertAlign w:val="superscript"/>
-        </w:rPr>
-        <w:t xml:space="preserve">[6,7]</w:t>
-      </w:r>
-      <w:r>
-        <w:rPr>
-          <w:rFonts w:hint="eastAsia"/>
-        </w:rPr>
-        <w:t xml:space="preserve">，自动测试修复（含定位器修复）是其中最直接受益的方向之一。</w:t>
-      </w:r>
-    </w:p>
-    <w:p>
-      <w:pPr>
-        <w:pStyle w:val="BodyText"/>
-      </w:pPr>
-      <w:r>
-        <w:rPr>
-          <w:rFonts w:hint="eastAsia"/>
-        </w:rPr>
-        <w:t xml:space="preserve">这一前景看似乐观，近期文献也使该问题看起来接近解决。Joseph</w:t>
-      </w:r>
-      <w:r>
-        <w:t xml:space="preserve"> </w:t>
-      </w:r>
-      <w:r>
-        <w:rPr>
-          <w:vertAlign w:val="superscript"/>
-        </w:rPr>
-        <w:t xml:space="preserve">[4]</w:t>
-      </w:r>
-      <w:r>
-        <w:t xml:space="preserve"> </w:t>
-      </w:r>
-      <w:r>
-        <w:rPr>
-          <w:rFonts w:hint="eastAsia"/>
-        </w:rPr>
-        <w:t xml:space="preserve">通过一个确定性可访问性阶梯在单一</w:t>
-      </w:r>
-      <w:r>
-        <w:t xml:space="preserve"> demo </w:t>
-      </w:r>
-      <w:r>
-        <w:rPr>
-          <w:rFonts w:hint="eastAsia"/>
-        </w:rPr>
-        <w:t xml:space="preserve">上报告了</w:t>
-      </w:r>
-      <w:r>
-        <w:t xml:space="preserve"> 100% </w:t>
-      </w:r>
-      <w:r>
-        <w:rPr>
-          <w:rFonts w:hint="eastAsia"/>
-        </w:rPr>
-        <w:t xml:space="preserve">通过率；当代基于</w:t>
-      </w:r>
-      <w:r>
-        <w:t xml:space="preserve"> LLM </w:t>
-      </w:r>
-      <w:r>
-        <w:rPr>
-          <w:rFonts w:hint="eastAsia"/>
-        </w:rPr>
-        <w:t xml:space="preserve">的定位器修复工作通常借助一致性守门规则报告修复成功率或解释一致性。然而这些指标共享一处结构性盲区：它们衡量的是</w:t>
+        <w:t xml:space="preserve">打过补丁的测试是否通过</w:t>
+      </w:r>
+      <w:r>
+        <w:rPr>
+          <w:rFonts w:hint="eastAsia"/>
+        </w:rPr>
+        <w:t xml:space="preserve">，而非</w:t>
       </w:r>
       <w:r>
         <w:rPr>
@@ -388,60 +427,55 @@
           <w:i/>
           <w:iCs/>
         </w:rPr>
-        <w:t xml:space="preserve">打过补丁的测试是否通过</w:t>
-      </w:r>
-      <w:r>
-        <w:rPr>
-          <w:rFonts w:hint="eastAsia"/>
-        </w:rPr>
-        <w:t xml:space="preserve">，而非</w:t>
-      </w:r>
-      <w:r>
-        <w:rPr>
-          <w:rFonts w:hint="eastAsia"/>
-          <w:i/>
-          <w:iCs/>
-        </w:rPr>
         <w:t xml:space="preserve">补丁是否指向开发者真正期望的元素</w:t>
       </w:r>
       <w:r>
         <w:rPr>
           <w:rFonts w:hint="eastAsia"/>
         </w:rPr>
-        <w:t xml:space="preserve">。一个总能找到</w:t>
-      </w:r>
-      <w:r>
-        <w:rPr>
-          <w:rFonts w:hint="eastAsia"/>
-        </w:rPr>
-        <w:t xml:space="preserve">“某个”</w:t>
-      </w:r>
-      <w:r>
-        <w:rPr>
-          <w:rFonts w:hint="eastAsia"/>
-        </w:rPr>
-        <w:t xml:space="preserve">可解析选择器（任何属性近似的元素皆可）的修复器存在隐蔽的危险性——每一次</w:t>
-      </w:r>
-      <w:r>
-        <w:rPr>
-          <w:rFonts w:hint="eastAsia"/>
-        </w:rPr>
-        <w:t xml:space="preserve">“通过但错指”</w:t>
-      </w:r>
-      <w:r>
-        <w:rPr>
-          <w:rFonts w:hint="eastAsia"/>
-        </w:rPr>
-        <w:t xml:space="preserve">的修复都会掩盖一次本应被作为回归暴露的真实</w:t>
-      </w:r>
-      <w:r>
-        <w:t xml:space="preserve"> UI </w:t>
-      </w:r>
-      <w:r>
-        <w:rPr>
-          <w:rFonts w:hint="eastAsia"/>
-        </w:rPr>
-        <w:t xml:space="preserve">变更。</w:t>
+        <w:t xml:space="preserve">。</w:t>
+      </w:r>
+      <w:r>
+        <w:rPr>
+          <w:rFonts w:hint="eastAsia"/>
+        </w:rPr>
+        <w:t xml:space="preserve">一个修复器只要能找到“某个”可解析选择器（任何属性近似的元素皆可），就存在隐蔽危险：每一次“通过但错指”的修复都会掩盖一次本应作为回归暴露的真实 UI 变更。</w:t>
+      </w:r>
+      <w:r>
+        <w:rPr>
+          <w:rFonts w:hint="eastAsia"/>
+        </w:rPr>
+        <w:t xml:space="preserve"/>
+      </w:r>
+      <w:r>
+        <w:rPr>
+          <w:rFonts w:hint="eastAsia"/>
+        </w:rPr>
+        <w:t xml:space="preserve"/>
+      </w:r>
+      <w:r>
+        <w:rPr>
+          <w:rFonts w:hint="eastAsia"/>
+        </w:rPr>
+        <w:t xml:space="preserve"/>
+      </w:r>
+      <w:r>
+        <w:rPr>
+          <w:rFonts w:hint="eastAsia"/>
+        </w:rPr>
+        <w:t xml:space="preserve"/>
+      </w:r>
+      <w:r>
+        <w:rPr>
+          <w:rFonts w:hint="eastAsia"/>
+        </w:rPr>
+        <w:t xml:space="preserve"/>
+      </w:r>
+      <w:r>
+        <w:rPr>
+          <w:rFonts w:hint="eastAsia"/>
+        </w:rPr>
+        <w:t xml:space="preserve"/>
       </w:r>
     </w:p>
     <w:p>
@@ -497,7 +531,13 @@
         <w:rPr>
           <w:rFonts w:hint="eastAsia"/>
         </w:rPr>
-        <w:t xml:space="preserve">个可达失效用例上，结果令人不安:</w:t>
+        <w:t xml:space="preserve">个可达失效用例上，</w:t>
+      </w:r>
+      <w:r>
+        <w:rPr>
+          <w:rFonts w:hint="eastAsia"/>
+        </w:rPr>
+        <w:t xml:space="preserve">结果令人不安。</w:t>
       </w:r>
     </w:p>
     <w:p>
@@ -509,24 +549,29 @@
       </w:pPr>
       <w:r>
         <w:rPr>
+          <w:rFonts w:hint="eastAsia"/>
+        </w:rPr>
+        <w:t xml:space="preserve">F1：</w:t>
+      </w:r>
+      <w:r>
+        <w:rPr>
+          <w:rFonts w:hint="eastAsia"/>
           <w:b/>
           <w:bCs/>
         </w:rPr>
-        <w:t xml:space="preserve">F1 —— </w:t>
-      </w:r>
-      <w:r>
-        <w:rPr>
-          <w:rFonts w:hint="eastAsia"/>
-          <w:b/>
-          <w:bCs/>
-        </w:rPr>
         <w:t xml:space="preserve">隐性误修复是默认行为，软提示只提供有限保护。</w:t>
       </w:r>
       <w:r>
         <w:rPr>
           <w:rFonts w:hint="eastAsia"/>
         </w:rPr>
-        <w:t xml:space="preserve">当真实目标元素被强制从候选集中移除时，朴素本地修复器（</w:t>
+        <w:t xml:space="preserve">真实目标元素一旦被强制从候选集中移除</w:t>
+      </w:r>
+      <w:r>
+        <w:rPr>
+          <w:rFonts w:hint="eastAsia"/>
+        </w:rPr>
+        <w:t xml:space="preserve">，朴素本地修复器（</w:t>
       </w:r>
       <w:r>
         <w:rPr>
@@ -653,17 +698,16 @@
       </w:pPr>
       <w:r>
         <w:rPr>
+          <w:rFonts w:hint="eastAsia"/>
+        </w:rPr>
+        <w:t xml:space="preserve">F2：</w:t>
+      </w:r>
+      <w:r>
+        <w:rPr>
+          <w:rFonts w:hint="eastAsia"/>
           <w:b/>
           <w:bCs/>
         </w:rPr>
-        <w:t xml:space="preserve">F2 —— </w:t>
-      </w:r>
-      <w:r>
-        <w:rPr>
-          <w:rFonts w:hint="eastAsia"/>
-          <w:b/>
-          <w:bCs/>
-        </w:rPr>
         <w:t xml:space="preserve">低开销确定性杠杆带来零回归的局部改进，但收益构成依赖模型。</w:t>
       </w:r>
       <w:r>
@@ -727,16 +771,25 @@
         <w:rPr>
           <w:rFonts w:hint="eastAsia"/>
         </w:rPr>
-        <w:t xml:space="preserve">77.3%（58/75）。testId</w:t>
-      </w:r>
-      <w:r>
-        <w:t xml:space="preserve"> </w:t>
-      </w:r>
-      <w:r>
-        <w:rPr>
-          <w:rFonts w:hint="eastAsia"/>
-        </w:rPr>
-        <w:t xml:space="preserve">加权检索与强锚点后置过滤经二因子析因分离后合计</w:t>
+        <w:t xml:space="preserve">77.3%（58/75）。</w:t>
+      </w:r>
+      <w:r>
+        <w:rPr>
+          <w:rFonts w:hint="eastAsia"/>
+        </w:rPr>
+        <w:t xml:space="preserve">Qwen 上 testId 加权检索与强锚点后置过滤经二因子析因分离后</w:t>
+      </w:r>
+      <w:r>
+        <w:rPr>
+          <w:rFonts w:hint="eastAsia"/>
+        </w:rPr>
+        <w:t xml:space="preserve"/>
+      </w:r>
+      <w:r>
+        <w:rPr>
+          <w:rFonts w:hint="eastAsia"/>
+        </w:rPr>
+        <w:t xml:space="preserve">合计</w:t>
       </w:r>
       <w:r>
         <w:t xml:space="preserve"> +3 </w:t>
@@ -771,16 +824,32 @@
         <w:rPr>
           <w:rFonts w:hint="eastAsia"/>
         </w:rPr>
-        <w:t xml:space="preserve">下</w:t>
-      </w:r>
-      <w:r>
-        <w:t xml:space="preserve"> McNemar </w:t>
-      </w:r>
-      <w:r>
-        <w:rPr>
-          <w:rFonts w:hint="eastAsia"/>
-        </w:rPr>
-        <w:t xml:space="preserve">未达显著，因此本文仅将其作为辅助性工程经验。</w:t>
+        <w:t xml:space="preserve">下 McNemar 未达显著。在 </w:t>
+      </w:r>
+      <w:r>
+        <w:rPr>
+          <w:rStyle w:val="VerbatimChar"/>
+          <w:rFonts w:hint="eastAsia"/>
+        </w:rPr>
+        <w:t xml:space="preserve">deepseek-v4-flash</w:t>
+      </w:r>
+      <w:r>
+        <w:rPr>
+          <w:rFonts w:hint="eastAsia"/>
+        </w:rPr>
+        <w:t xml:space="preserve"> 的 2×2 复现中，仅后置过滤保持 +4/-0 的零回归增益，testId 加权则为 +5/-5 的净零交换，说明该杠杆收益并非跨模型可加。本文因此仅将 F2 作为辅助性工程经验。</w:t>
+      </w:r>
+      <w:r>
+        <w:rPr>
+          <w:rFonts w:hint="eastAsia"/>
+        </w:rPr>
+        <w:t xml:space="preserve"/>
+      </w:r>
+      <w:r>
+        <w:rPr>
+          <w:rFonts w:hint="eastAsia"/>
+        </w:rPr>
+        <w:t xml:space="preserve"/>
       </w:r>
     </w:p>
     <w:p>
@@ -792,17 +861,16 @@
       </w:pPr>
       <w:r>
         <w:rPr>
+          <w:rFonts w:hint="eastAsia"/>
+        </w:rPr>
+        <w:t xml:space="preserve">F3：</w:t>
+      </w:r>
+      <w:r>
+        <w:rPr>
+          <w:rFonts w:hint="eastAsia"/>
           <w:b/>
           <w:bCs/>
         </w:rPr>
-        <w:t xml:space="preserve">F3 —— </w:t>
-      </w:r>
-      <w:r>
-        <w:rPr>
-          <w:rFonts w:hint="eastAsia"/>
-          <w:b/>
-          <w:bCs/>
-        </w:rPr>
         <w:t xml:space="preserve">跨应用泛化受锚点文化差异的制约。</w:t>
       </w:r>
       <w:r>
@@ -883,13 +951,16 @@
         <w:pStyle w:val="FirstParagraph"/>
       </w:pPr>
       <w:r>
-        <w:t xml:space="preserve">F1 </w:t>
-      </w:r>
-      <w:r>
-        <w:rPr>
-          <w:rFonts w:hint="eastAsia"/>
-        </w:rPr>
-        <w:t xml:space="preserve">为无人值守自愈流水线引入行为重放验证层提供了直接的经验性动机：即便更强模型能从软提示中获益，提示文本仍不足以成为可审计的安全边界。F3</w:t>
+        <w:rPr>
+          <w:rFonts w:hint="eastAsia"/>
+        </w:rPr>
+        <w:t xml:space="preserve">F1 为无人值守自愈流水线引入行为重放验证层提供了直接经验依据</w:t>
+      </w:r>
+      <w:r>
+        <w:rPr>
+          <w:rFonts w:hint="eastAsia"/>
+        </w:rPr>
+        <w:t xml:space="preserve">：即便更强模型能从软提示中获益，提示文本仍不足以成为可审计的安全边界。F3</w:t>
       </w:r>
       <w:r>
         <w:t xml:space="preserve"> </w:t>
@@ -951,7 +1022,7 @@
         <w:rPr>
           <w:rFonts w:hint="eastAsia"/>
         </w:rPr>
-        <w:t xml:space="preserve">此外，我们使用</w:t>
+        <w:t xml:space="preserve">本文还使用</w:t>
       </w:r>
       <w:r>
         <w:t xml:space="preserve"> HealReact </w:t>
@@ -1044,43 +1115,61 @@
         <w:rPr>
           <w:rFonts w:hint="eastAsia"/>
         </w:rPr>
-        <w:t xml:space="preserve">）。两个低开销确定性杠杆在 Qwen 上</w:t>
-      </w:r>
-      <w:r>
-        <w:t xml:space="preserve"> —— testId </w:t>
-      </w:r>
-      <w:r>
-        <w:rPr>
-          <w:rFonts w:hint="eastAsia"/>
-        </w:rPr>
-        <w:t xml:space="preserve">加权检索与强锚点后置过滤</w:t>
-      </w:r>
-      <w:r>
-        <w:t xml:space="preserve"> —— </w:t>
-      </w:r>
-      <w:r>
-        <w:rPr>
-          <w:rFonts w:hint="eastAsia"/>
-        </w:rPr>
-        <w:t xml:space="preserve">经二因子析因分离后合计</w:t>
-      </w:r>
-      <w:r>
-        <w:t xml:space="preserve"> 3 </w:t>
-      </w:r>
-      <w:r>
-        <w:rPr>
-          <w:rFonts w:hint="eastAsia"/>
-        </w:rPr>
-        <w:t xml:space="preserve">个新正确用例、零回归（方向一致，McNemar</w:t>
-      </w:r>
-      <w:r>
-        <w:t xml:space="preserve"> </w:t>
-      </w:r>
-      <w:r>
-        <w:rPr>
-          <w:rFonts w:hint="eastAsia"/>
-        </w:rPr>
-        <w:t xml:space="preserve">未达显著），表明确定性后处理可作为比提示工程更可审计的安全网。</w:t>
+        <w:t xml:space="preserve">）。</w:t>
+      </w:r>
+      <w:r>
+        <w:rPr>
+          <w:rFonts w:hint="eastAsia"/>
+        </w:rPr>
+        <w:t xml:space="preserve">两个低开销确定性杠杆（testId 加权检索与强锚点后置过滤）在 Qwen 上经二因子析因分离后合计 3 个新正确用例、零回归（方向一致，McNemar 未达显著）；DeepSeek 复现显示该增益主要来自后置过滤（+4/-0），加权检索未能复现净增益（+5/-5），表明确定性输出约束比候选重排更具跨模型可迁移性。</w:t>
+      </w:r>
+      <w:r>
+        <w:rPr>
+          <w:rFonts w:hint="eastAsia"/>
+        </w:rPr>
+        <w:t xml:space="preserve"/>
+      </w:r>
+      <w:r>
+        <w:rPr>
+          <w:rFonts w:hint="eastAsia"/>
+        </w:rPr>
+        <w:t xml:space="preserve"/>
+      </w:r>
+      <w:r>
+        <w:rPr>
+          <w:rFonts w:hint="eastAsia"/>
+        </w:rPr>
+        <w:t xml:space="preserve"/>
+      </w:r>
+      <w:r>
+        <w:rPr>
+          <w:rFonts w:hint="eastAsia"/>
+        </w:rPr>
+        <w:t xml:space="preserve"/>
+      </w:r>
+      <w:r>
+        <w:rPr>
+          <w:rFonts w:hint="eastAsia"/>
+        </w:rPr>
+        <w:t xml:space="preserve"/>
+      </w:r>
+      <w:r>
+        <w:rPr>
+          <w:rFonts w:hint="eastAsia"/>
+        </w:rPr>
+        <w:t xml:space="preserve"/>
+      </w:r>
+      <w:r>
+        <w:rPr>
+          <w:rFonts w:hint="eastAsia"/>
+        </w:rPr>
+        <w:t xml:space="preserve"/>
+      </w:r>
+      <w:r>
+        <w:rPr>
+          <w:rFonts w:hint="eastAsia"/>
+        </w:rPr>
+        <w:t xml:space="preserve"/>
       </w:r>
     </w:p>
     <w:bookmarkStart w:id="12" w:name="贡献"/>
@@ -1097,7 +1186,22 @@
         <w:pStyle w:val="FirstParagraph"/>
       </w:pPr>
       <w:r>
-        <w:t xml:space="preserve">（i）在真实 Playwright 数据集上对隐性误修复进行选择器层面的诊断性测量，并展示软提示放弃指令在本地 7B 模型上逐用例无效、在 gpt-4o 与 deepseek-v4-flash 上仍留下高比例误修复（§3）； （ii）使用 HealReact 的 L1/L3 静态基底作为可复现测量平台，而非声称已实现完整 L1–L4 自愈系统（§2）； （iii）给出两个辅助性工程观察：低开销确定性杠杆可带来零回归的局部改进但统计未显著，跨应用可达率受锚点文化差异显著制约（§3）。</w:t>
+        <w:rPr>
+          <w:rFonts w:hint="eastAsia"/>
+        </w:rPr>
+        <w:t xml:space="preserve">（i）在真实 Playwright 数据集上对隐性误修复进行选择器层面的诊断性测量，并展示软提示放弃指令在本地 7B 模型上逐用例无效、</w:t>
+      </w:r>
+      <w:r>
+        <w:rPr>
+          <w:rFonts w:hint="eastAsia"/>
+        </w:rPr>
+        <w:t xml:space="preserve">在两个 API 模型上仍留下高比例误修复</w:t>
+      </w:r>
+      <w:r>
+        <w:rPr>
+          <w:rFonts w:hint="eastAsia"/>
+        </w:rPr>
+        <w:t xml:space="preserve">（§3）； （ii）使用 HealReact 的 L1/L3 静态基底作为可复现测量平台，而非声称已实现完整 L1–L4 自愈系统（§2）； （iii）给出两个辅助性工程观察：低开销确定性杠杆可带来零回归的局部改进但统计未显著，跨应用可达率受锚点文化差异显著制约（§3）。</w:t>
       </w:r>
     </w:p>
     <w:p>
@@ -1280,7 +1384,13 @@
         <w:rPr>
           <w:rFonts w:hint="eastAsia"/>
         </w:rPr>
-        <w:t xml:space="preserve">的补丁被接受；自动程序修复综述为这一修复框架提供了相邻背景</w:t>
+        <w:t xml:space="preserve">的补丁被接受；</w:t>
+      </w:r>
+      <w:r>
+        <w:rPr>
+          <w:rFonts w:hint="eastAsia"/>
+        </w:rPr>
+        <w:t xml:space="preserve">自动程序修复综述提供了相关背景</w:t>
       </w:r>
       <w:r>
         <w:t xml:space="preserve"> </w:t>
@@ -1370,7 +1480,19 @@
         <w:rPr>
           <w:rFonts w:hint="eastAsia"/>
         </w:rPr>
-        <w:t xml:space="preserve">通过率，是确定性静态修复轴上最强的已发表基线，也是与本文</w:t>
+        <w:t xml:space="preserve">通过率，</w:t>
+      </w:r>
+      <w:r>
+        <w:rPr>
+          <w:rFonts w:hint="eastAsia"/>
+        </w:rPr>
+        <w:t xml:space="preserve">是确定性静态修复方向最强</w:t>
+      </w:r>
+      <w:r>
+        <w:rPr>
+          <w:rFonts w:hint="eastAsia"/>
+        </w:rPr>
+        <w:t xml:space="preserve">的已发表基线，也是与本文</w:t>
       </w:r>
       <w:r>
         <w:t xml:space="preserve"> L1 </w:t>
@@ -1379,16 +1501,25 @@
         <w:rPr>
           <w:rFonts w:hint="eastAsia"/>
         </w:rPr>
-        <w:t xml:space="preserve">基底最直接的比较对象。据本文检索范围，尚未见有同行评议的</w:t>
-      </w:r>
-      <w:r>
-        <w:t xml:space="preserve"> LLM </w:t>
-      </w:r>
-      <w:r>
-        <w:rPr>
-          <w:rFonts w:hint="eastAsia"/>
-        </w:rPr>
-        <w:t xml:space="preserve">定位器修复工具在真实</w:t>
+        <w:t xml:space="preserve">基底最直接的比较对象。</w:t>
+      </w:r>
+      <w:r>
+        <w:rPr>
+          <w:rFonts w:hint="eastAsia"/>
+        </w:rPr>
+        <w:t xml:space="preserve">据本文检索范围，尚无同行评议工作用 LLM 定位器修复工具</w:t>
+      </w:r>
+      <w:r>
+        <w:rPr>
+          <w:rFonts w:hint="eastAsia"/>
+        </w:rPr>
+        <w:t xml:space="preserve"/>
+      </w:r>
+      <w:r>
+        <w:rPr>
+          <w:rFonts w:hint="eastAsia"/>
+        </w:rPr>
+        <w:t xml:space="preserve">在真实</w:t>
       </w:r>
       <w:r>
         <w:t xml:space="preserve"> Playwright </w:t>
@@ -1415,7 +1546,34 @@
         <w:pStyle w:val="FirstParagraph"/>
       </w:pPr>
       <w:r>
-        <w:t xml:space="preserve">上述工作均未在真实基准数据集上隔离隐性误修复——即修复器给出语法通过、但指向错误元素的选择器、从而遮蔽真实 UI 变更的比率。Joseph 在一个右侧答案按构造一定可达的 demo 上报告了通过率；ReproBreak 提供了数据基底但未在其上评估任何修复器。§3 通过一个对抗性构造的探针填补这一空缺。</w:t>
+        <w:rPr>
+          <w:rFonts w:hint="eastAsia"/>
+        </w:rPr>
+        <w:t xml:space="preserve">上述工作均未在真实基准数据集上隔离隐性误修复</w:t>
+      </w:r>
+      <w:r>
+        <w:rPr>
+          <w:rFonts w:hint="eastAsia"/>
+        </w:rPr>
+        <w:t xml:space="preserve">，即修复器给出语法通过</w:t>
+      </w:r>
+      <w:r>
+        <w:rPr>
+          <w:rFonts w:hint="eastAsia"/>
+        </w:rPr>
+        <w:t xml:space="preserve">、但指向错误元素的选择器、从而遮蔽真实 UI 变更的比率。Joseph </w:t>
+      </w:r>
+      <w:r>
+        <w:rPr>
+          <w:rFonts w:hint="eastAsia"/>
+        </w:rPr>
+        <w:t xml:space="preserve">报告通过率所用的 demo 按构造保证正确答案一定可达</w:t>
+      </w:r>
+      <w:r>
+        <w:rPr>
+          <w:rFonts w:hint="eastAsia"/>
+        </w:rPr>
+        <w:t xml:space="preserve">；ReproBreak 提供了数据基底但未在其上评估任何修复器。§3 通过一个对抗性构造的探针填补这一空缺。</w:t>
       </w:r>
     </w:p>
     <w:bookmarkEnd w:id="16"/>
@@ -1433,7 +1591,22 @@
         <w:pStyle w:val="FirstParagraph"/>
       </w:pPr>
       <w:r>
-        <w:t xml:space="preserve">koenig-lexical [9,11] 是一个基于 React + Lexical 的现代富文本编辑器，其 Playwright 套件在很大程度上依赖自定义 data-kg-* 属性（约占其失效的一半），而非 data-testid。payloadcms/payload [12] 是一个 Next.js 后台 UI，其 CSS 类名遵循 BEM [13]，使用 ${baseClass}__suffix 模板字面量 —— 这些字面量对 React 可见，但对纯字面量的 AST 抽取器不可见。这两种锚点文化的对比是我们跨应用发现的依据（§3，F3）。</w:t>
+        <w:rPr>
+          <w:rFonts w:hint="eastAsia"/>
+        </w:rPr>
+        <w:t xml:space="preserve">koenig-lexical [9,11] 是一个基于 React + Lexical 的现代富文本编辑器，其 Playwright 套件在很大程度上依赖自定义 data-kg-* 属性（约占其失效的一半），而非 data-testid。payloadcms/payload [12] 是一个 Next.js 后台 UI，其 CSS 类名遵循 BEM [13]，使用 ${baseClass}__suffix </w:t>
+      </w:r>
+      <w:r>
+        <w:rPr>
+          <w:rFonts w:hint="eastAsia"/>
+        </w:rPr>
+        <w:t xml:space="preserve">模板字面量；这些字面量</w:t>
+      </w:r>
+      <w:r>
+        <w:rPr>
+          <w:rFonts w:hint="eastAsia"/>
+        </w:rPr>
+        <w:t xml:space="preserve">对 React 可见，但对纯字面量的 AST 抽取器不可见。这两种锚点文化的对比是我们跨应用发现的依据（§3，F3）。</w:t>
       </w:r>
     </w:p>
     <w:bookmarkEnd w:id="17"/>
@@ -1452,13 +1625,16 @@
         <w:pStyle w:val="FirstParagraph"/>
       </w:pPr>
       <w:r>
-        <w:t xml:space="preserve">HealReact </w:t>
-      </w:r>
-      <w:r>
-        <w:rPr>
-          <w:rFonts w:hint="eastAsia"/>
-        </w:rPr>
-        <w:t xml:space="preserve">设想为一条按</w:t>
+        <w:rPr>
+          <w:rFonts w:hint="eastAsia"/>
+        </w:rPr>
+        <w:t xml:space="preserve">本文把 HealReact 设想为一条按</w:t>
+      </w:r>
+      <w:r>
+        <w:rPr>
+          <w:rFonts w:hint="eastAsia"/>
+        </w:rPr>
+        <w:t xml:space="preserve"/>
       </w:r>
       <w:r>
         <w:rPr>
@@ -1490,7 +1666,19 @@
         <w:rPr>
           <w:rFonts w:hint="eastAsia"/>
         </w:rPr>
-        <w:t xml:space="preserve">递进的四层流水线（编号即由静态程度递减、行为验证程度递增的次序给出）：</w:t>
+        <w:t xml:space="preserve">递进的四层流水线</w:t>
+      </w:r>
+      <w:r>
+        <w:rPr>
+          <w:rFonts w:hint="eastAsia"/>
+        </w:rPr>
+        <w:t xml:space="preserve">（编号按静态程度递减、行为验证程度递增排列）</w:t>
+      </w:r>
+      <w:r>
+        <w:rPr>
+          <w:rFonts w:hint="eastAsia"/>
+        </w:rPr>
+        <w:t xml:space="preserve">：</w:t>
       </w:r>
       <w:r>
         <w:rPr>
@@ -1797,7 +1985,16 @@
         <w:pStyle w:val="ImageCaption"/>
       </w:pPr>
       <w:r>
-        <w:t xml:space="preserve">图 1 HealReact 诊断测量平台与未来流水线关系。L1（本文）是静态 AST 锚点基底，意图标注层在本文中仅在 32 元素的小规模构造样例（fixture）上评估；L3 是 §3 中评估的 LLM 修复器。L2（运行时 DOM 捕获）与 L4（行为重放验证器 / virtual oracle）以虚线框表示，二者在本文中均为设计占位、留作后续工作：L2 负责静态不可见的运行时元素，L4 的必要性由 §3 中的对抗性误修复探针在经验上得到充分动机化。</w:t>
+        <w:rPr>
+          <w:rFonts w:hint="eastAsia"/>
+        </w:rPr>
+        <w:t xml:space="preserve">图 1 HealReact 诊断测量平台与未来流水线关系。L1（本文）是静态 AST 锚点基底，意图标注层在本文中仅在 32 元素的小规模构造样例（fixture）上评估；L3 是 §3 中评估的 LLM 修复器。L2（运行时 DOM 捕获）与 L4（行为重放验证器 / virtual oracle）以虚线框表示，二者在本文中均为设计占位、留作后续工作：L2 负责静态不可见的运行时元素，</w:t>
+      </w:r>
+      <w:r>
+        <w:rPr>
+          <w:rFonts w:hint="eastAsia"/>
+        </w:rPr>
+        <w:t xml:space="preserve">L4 的必要性由 §3 中的对抗性误修复探针提供了直接经验依据。</w:t>
       </w:r>
     </w:p>
     <w:bookmarkEnd w:id="22"/>
@@ -1941,7 +2138,13 @@
         <w:rPr>
           <w:rFonts w:hint="eastAsia"/>
         </w:rPr>
-        <w:t xml:space="preserve">、自由文本内容，关键还包括</w:t>
+        <w:t xml:space="preserve">、自由文本内容，</w:t>
+      </w:r>
+      <w:r>
+        <w:rPr>
+          <w:rFonts w:hint="eastAsia"/>
+        </w:rPr>
+        <w:t xml:space="preserve">尤其包括任意自定义</w:t>
       </w:r>
       <w:r>
         <w:rPr>
@@ -1949,13 +2152,13 @@
           <w:i/>
           <w:iCs/>
         </w:rPr>
-        <w:t xml:space="preserve">任意</w:t>
-      </w:r>
-      <w:r>
-        <w:rPr>
-          <w:rFonts w:hint="eastAsia"/>
-        </w:rPr>
-        <w:t xml:space="preserve">自定义</w:t>
+        <w:t xml:space="preserve"/>
+      </w:r>
+      <w:r>
+        <w:rPr>
+          <w:rFonts w:hint="eastAsia"/>
+        </w:rPr>
+        <w:t xml:space="preserve"/>
       </w:r>
       <w:r>
         <w:t xml:space="preserve"> </w:t>
@@ -2075,16 +2278,25 @@
         <w:rPr>
           <w:rFonts w:hint="eastAsia"/>
         </w:rPr>
-        <w:t xml:space="preserve">元素都视为可交互</w:t>
-      </w:r>
-      <w:r>
-        <w:t xml:space="preserve"> —— </w:t>
-      </w:r>
-      <w:r>
-        <w:rPr>
-          <w:rFonts w:hint="eastAsia"/>
-        </w:rPr>
-        <w:t xml:space="preserve">而不仅是规范</w:t>
+        <w:t xml:space="preserve">元素都视为</w:t>
+      </w:r>
+      <w:r>
+        <w:rPr>
+          <w:rFonts w:hint="eastAsia"/>
+        </w:rPr>
+        <w:t xml:space="preserve">可交互，而不仅是</w:t>
+      </w:r>
+      <w:r>
+        <w:rPr>
+          <w:rFonts w:hint="eastAsia"/>
+        </w:rPr>
+        <w:t xml:space="preserve"/>
+      </w:r>
+      <w:r>
+        <w:rPr>
+          <w:rFonts w:hint="eastAsia"/>
+        </w:rPr>
+        <w:t xml:space="preserve">规范</w:t>
       </w:r>
       <w:r>
         <w:t xml:space="preserve"> HTML </w:t>
@@ -2192,7 +2404,22 @@
         <w:pStyle w:val="FirstParagraph"/>
       </w:pPr>
       <w:r>
-        <w:t xml:space="preserve">我们构建了一个 Playwright 选择器解析/匹配器，它接受任意选择器表达式（page.locator、getByTestId、getByRole、waitForSelector、原始 CSS）并返回它会匹配的 LocatorSheet 记录集。这是 §3 中每个论断被验证的透镜: 可达性是“断裂的选择器是否能解析到 sheet 中的某条记录？”；L3 正确性是“解析器是否把 LLM 提议的选择器与 ground truth 选择器映射到同一元素？”。构建这个透镜迫使我们处理引号感知的嵌套参数、动态 JS 表达式属性值、以及裸属性选择器；早期版本由于解析器 bug 把可达率虚抬到 85–98%，我们现在在诚实性审计中明确标注了这一点。</w:t>
+        <w:rPr>
+          <w:rFonts w:hint="eastAsia"/>
+        </w:rPr>
+        <w:t xml:space="preserve">我们构建了一个 Playwright 选择器解析/匹配器，它接受任意选择器表达式（page.locator、getByTestId、getByRole、waitForSelector、原始 CSS）并返回它会匹配的 LocatorSheet 记录集。这是 §3 中每个论断被验证的</w:t>
+      </w:r>
+      <w:r>
+        <w:rPr>
+          <w:rFonts w:hint="eastAsia"/>
+        </w:rPr>
+        <w:t xml:space="preserve">透镜：可达性是</w:t>
+      </w:r>
+      <w:r>
+        <w:rPr>
+          <w:rFonts w:hint="eastAsia"/>
+        </w:rPr>
+        <w:t xml:space="preserve">“断裂的选择器是否能解析到 sheet 中的某条记录？”；L3 正确性是“解析器是否把 LLM 提议的选择器与 ground truth 选择器映射到同一元素？”。构建这个透镜迫使我们处理引号感知的嵌套参数、动态 JS 表达式属性值、以及裸属性选择器；早期版本由于解析器 bug 把可达率虚抬到 85–98%，我们现在在诚实性审计中明确标注了这一点。</w:t>
       </w:r>
     </w:p>
     <w:bookmarkEnd w:id="25"/>
@@ -2521,25 +2748,31 @@
         <w:rPr>
           <w:rFonts w:hint="eastAsia"/>
         </w:rPr>
-        <w:t xml:space="preserve">上仅用</w:t>
-      </w:r>
-      <w:r>
-        <w:t xml:space="preserve"> Apple Metal </w:t>
-      </w:r>
-      <w:r>
-        <w:rPr>
-          <w:rFonts w:hint="eastAsia"/>
-        </w:rPr>
-        <w:t xml:space="preserve">加速的实际物理耗时约为</w:t>
-      </w:r>
-      <w:r>
-        <w:t xml:space="preserve"> 8 </w:t>
-      </w:r>
-      <w:r>
-        <w:rPr>
-          <w:rFonts w:hint="eastAsia"/>
-        </w:rPr>
-        <w:t xml:space="preserve">min；</w:t>
+        <w:t xml:space="preserve">上使用 Apple Metal 加速，实际耗时约 8 min</w:t>
+      </w:r>
+      <w:r>
+        <w:rPr>
+          <w:rFonts w:hint="eastAsia"/>
+        </w:rPr>
+        <w:t xml:space="preserve"/>
+      </w:r>
+      <w:r>
+        <w:rPr>
+          <w:rFonts w:hint="eastAsia"/>
+        </w:rPr>
+        <w:t xml:space="preserve"/>
+      </w:r>
+      <w:r>
+        <w:rPr>
+          <w:rFonts w:hint="eastAsia"/>
+        </w:rPr>
+        <w:t xml:space="preserve"/>
+      </w:r>
+      <w:r>
+        <w:rPr>
+          <w:rFonts w:hint="eastAsia"/>
+        </w:rPr>
+        <w:t xml:space="preserve">；</w:t>
       </w:r>
       <w:r>
         <w:rPr>
@@ -2563,7 +2796,13 @@
         <w:rPr>
           <w:rFonts w:hint="eastAsia"/>
         </w:rPr>
-        <w:t xml:space="preserve">兼容接口单独运行。</w:t>
+        <w:t xml:space="preserve">兼容</w:t>
+      </w:r>
+      <w:r>
+        <w:rPr>
+          <w:rFonts w:hint="eastAsia"/>
+        </w:rPr>
+        <w:t xml:space="preserve">接口单独运行，后者另完成 F2 的 2×2 四臂复现。</w:t>
       </w:r>
     </w:p>
     <w:bookmarkStart w:id="29" w:name="复现配置"/>
@@ -3086,10 +3325,19 @@
         <w:rPr>
           <w:rFonts w:hint="eastAsia"/>
         </w:rPr>
-        <w:t xml:space="preserve">。用户提示包含:</w:t>
-      </w:r>
-      <w:r>
-        <w:t xml:space="preserve"> (i) </w:t>
+        <w:t xml:space="preserve">。</w:t>
+      </w:r>
+      <w:r>
+        <w:rPr>
+          <w:rFonts w:hint="eastAsia"/>
+        </w:rPr>
+        <w:t xml:space="preserve">用户提示包含：(i)</w:t>
+      </w:r>
+      <w:r>
+        <w:rPr>
+          <w:rFonts w:hint="eastAsia"/>
+        </w:rPr>
+        <w:t xml:space="preserve"> </w:t>
       </w:r>
       <w:r>
         <w:rPr>
@@ -3234,16 +3482,25 @@
         <w:rPr>
           <w:rFonts w:hint="eastAsia"/>
         </w:rPr>
-        <w:t xml:space="preserve">）。模型必须给出三行:</w:t>
-      </w:r>
-      <w:r>
-        <w:t xml:space="preserve"> </w:t>
+        <w:t xml:space="preserve">）。</w:t>
+      </w:r>
+      <w:r>
+        <w:rPr>
+          <w:rFonts w:hint="eastAsia"/>
+        </w:rPr>
+        <w:t xml:space="preserve">模型必须给出三行：SELECTOR</w:t>
+      </w:r>
+      <w:r>
+        <w:rPr>
+          <w:rFonts w:hint="eastAsia"/>
+        </w:rPr>
+        <w:t xml:space="preserve"/>
       </w:r>
       <w:r>
         <w:rPr>
           <w:rStyle w:val="VerbatimChar"/>
         </w:rPr>
-        <w:t xml:space="preserve">SELECTOR</w:t>
+        <w:t xml:space="preserve"/>
       </w:r>
       <w:r>
         <w:t xml:space="preserve">、</w:t>
@@ -3267,25 +3524,31 @@
         <w:rPr>
           <w:rFonts w:hint="eastAsia"/>
         </w:rPr>
-        <w:t xml:space="preserve">（纯文本，非</w:t>
-      </w:r>
-      <w:r>
-        <w:t xml:space="preserve"> JSON: </w:t>
-      </w:r>
-      <w:r>
-        <w:rPr>
-          <w:rFonts w:hint="eastAsia"/>
-        </w:rPr>
-        <w:t xml:space="preserve">在模型反复在选择器中输出未转义引号后放弃了</w:t>
-      </w:r>
-      <w:r>
-        <w:t xml:space="preserve"> </w:t>
-      </w:r>
-      <w:r>
-        <w:rPr>
-          <w:rFonts w:hint="eastAsia"/>
-        </w:rPr>
-        <w:t xml:space="preserve">JSON）。解析器的多匹配冲突处理规则为：按</w:t>
+        <w:t xml:space="preserve">（纯文本，非 JSON：模型反复在选择器中输出未转义引号，因此放弃了 JSON）</w:t>
+      </w:r>
+      <w:r>
+        <w:rPr>
+          <w:rFonts w:hint="eastAsia"/>
+        </w:rPr>
+        <w:t xml:space="preserve"/>
+      </w:r>
+      <w:r>
+        <w:rPr>
+          <w:rFonts w:hint="eastAsia"/>
+        </w:rPr>
+        <w:t xml:space="preserve"/>
+      </w:r>
+      <w:r>
+        <w:rPr>
+          <w:rFonts w:hint="eastAsia"/>
+        </w:rPr>
+        <w:t xml:space="preserve"/>
+      </w:r>
+      <w:r>
+        <w:rPr>
+          <w:rFonts w:hint="eastAsia"/>
+        </w:rPr>
+        <w:t xml:space="preserve">。解析器的多匹配冲突处理规则为：按</w:t>
       </w:r>
       <w:r>
         <w:t xml:space="preserve"> </w:t>
@@ -3313,7 +3576,22 @@
         <w:pStyle w:val="Heading2"/>
       </w:pPr>
       <w:r>
-        <w:t xml:space="preserve">3.3F1: 目标缺失下的隐性误修复</w:t>
+        <w:rPr>
+          <w:rFonts w:hint="eastAsia"/>
+        </w:rPr>
+        <w:t xml:space="preserve">3.3</w:t>
+      </w:r>
+      <w:r>
+        <w:rPr>
+          <w:rFonts w:hint="eastAsia"/>
+        </w:rPr>
+        <w:t xml:space="preserve">F1：目标缺失</w:t>
+      </w:r>
+      <w:r>
+        <w:rPr>
+          <w:rFonts w:hint="eastAsia"/>
+        </w:rPr>
+        <w:t xml:space="preserve">下的隐性误修复</w:t>
       </w:r>
     </w:p>
     <w:bookmarkStart w:id="31" w:name="设置"/>
@@ -3438,7 +3716,19 @@
         <w:rPr>
           <w:rFonts w:hint="eastAsia"/>
         </w:rPr>
-        <w:t xml:space="preserve">，使模型在字面意义上无法选中正确答案。此时正确响应应当是放弃（</w:t>
+        <w:t xml:space="preserve">，</w:t>
+      </w:r>
+      <w:r>
+        <w:rPr>
+          <w:rFonts w:hint="eastAsia"/>
+        </w:rPr>
+        <w:t xml:space="preserve">使模型完全无法选中正确答案</w:t>
+      </w:r>
+      <w:r>
+        <w:rPr>
+          <w:rFonts w:hint="eastAsia"/>
+        </w:rPr>
+        <w:t xml:space="preserve">。此时正确响应应当是放弃（</w:t>
       </w:r>
       <w:r>
         <w:rPr>
@@ -3450,7 +3740,13 @@
         <w:rPr>
           <w:rFonts w:hint="eastAsia"/>
         </w:rPr>
-        <w:t xml:space="preserve">）；任何给出可解析选择器的响应都是一次会沉默地将测试改写到错误元素上的隐性误修复。</w:t>
+        <w:t xml:space="preserve">）；</w:t>
+      </w:r>
+      <w:r>
+        <w:rPr>
+          <w:rFonts w:hint="eastAsia"/>
+        </w:rPr>
+        <w:t xml:space="preserve">任何给出可解析选择器的响应，都会在不报错的情况下把测试改写到错误元素上，构成一次隐性误修复。</w:t>
       </w:r>
     </w:p>
     <w:p>
@@ -3461,7 +3757,7 @@
         <w:rPr>
           <w:rFonts w:hint="eastAsia"/>
         </w:rPr>
-        <w:t xml:space="preserve">我们比较两个提示变体:</w:t>
+        <w:t xml:space="preserve">我们比较两个提示变体：</w:t>
       </w:r>
     </w:p>
     <w:p>
@@ -3502,18 +3798,21 @@
       </w:pPr>
       <w:r>
         <w:rPr>
-          <w:smallCaps/>
-        </w:rPr>
-        <w:t xml:space="preserve">Abstain</w:t>
-      </w:r>
-      <w:r>
-        <w:t xml:space="preserve">: </w:t>
-      </w:r>
-      <w:r>
-        <w:rPr>
-          <w:rFonts w:hint="eastAsia"/>
-        </w:rPr>
-        <w:t xml:space="preserve">同一提示外加一条明确的</w:t>
+          <w:rFonts w:hint="eastAsia"/>
+        </w:rPr>
+        <w:t xml:space="preserve">Abstain：同一提示</w:t>
+      </w:r>
+      <w:r>
+        <w:rPr>
+          <w:rFonts w:hint="eastAsia"/>
+        </w:rPr>
+        <w:t xml:space="preserve"/>
+      </w:r>
+      <w:r>
+        <w:rPr>
+          <w:rFonts w:hint="eastAsia"/>
+        </w:rPr>
+        <w:t xml:space="preserve">外加一条明确的</w:t>
       </w:r>
       <w:r>
         <w:rPr>
@@ -5144,7 +5443,19 @@
         <w:rPr>
           <w:rFonts w:hint="eastAsia"/>
         </w:rPr>
-        <w:t xml:space="preserve">，作为一个粗略的风险估计、而非测量到的部署率（对抗性探针的行为不必一对一地迁移到真正只在运行时可达的用例上）。即便作为风险估计，我们仍认为这已经高到不能允许</w:t>
+        <w:t xml:space="preserve">，</w:t>
+      </w:r>
+      <w:r>
+        <w:rPr>
+          <w:rFonts w:hint="eastAsia"/>
+        </w:rPr>
+        <w:t xml:space="preserve">作为一个粗略的风险估计，而非测量到的部署率</w:t>
+      </w:r>
+      <w:r>
+        <w:rPr>
+          <w:rFonts w:hint="eastAsia"/>
+        </w:rPr>
+        <w:t xml:space="preserve">（对抗性探针的行为不必一对一地迁移到真正只在运行时可达的用例上）。即便作为风险估计，我们仍认为这已经高到不能允许</w:t>
       </w:r>
       <w:r>
         <w:t xml:space="preserve"> CI </w:t>
@@ -5173,7 +5484,13 @@
         <w:rPr>
           <w:rFonts w:hint="eastAsia"/>
         </w:rPr>
-        <w:t xml:space="preserve">Qwen 的 Vanilla 与 Abstain 等同性是更具诊断意义的发现，且这一等同性是逐用例成立的（表 2：75 个用例的配对判定无一发生改变）：一个 7B 规模的代码模型在该任务上不会因软提示式的守门规则而改变其可观察行为。两个 API 模型对照使结论更细化而非被推翻：GPT-4o 将 12 个误修复改为放弃（84.0%→68.0%，McNemar 精确检验 p=0.0005），DeepSeek 将 8 个误修复改为放弃、另有 1 个未解析转为误修复（80.0%→70.7%，p=0.039），说明更强的指令遵循能力确实能让放弃提示产生可观察效果。但二者在同一对抗性协议下仍分别有 51/75 与 53/75 的用例输出错误可解析选择器（68.0% 与 70.7%）。因而本文的强结论不是“所有模型必然忽视放弃提示”，而是：在缺乏外部确定性验证器时，仅凭提示文本无法作为可审计的安全边界；即便更强的 API 模型能部分响应放弃提示，仍需确定性拒绝机制或行为重放验证器来证明补丁没有错指。</w:t>
+        <w:t xml:space="preserve">Qwen 的 Vanilla 与 Abstain 等同性是更具诊断意义的发现，且这一等同性是逐用例成立的（表 2：75 个用例的配对判定无一发生改变）：一个 7B 规模的代码模型在该任务上不会因软提示式的守门规则而改变其可观察行为。两个 API 模型对照使结论更细化而非被推翻：GPT-4o 将 12 个误修复改为放弃（84.0%→68.0%，McNemar 精确检验 p=0.0005），DeepSeek 将 8 个误修复改为放弃、另有 1 个未解析转为误修复（80.0%→70.7%，p=0.039），说明更强的指令遵循能力确实能让放弃提示产生可观察效果。但二者在同一对抗性协议下仍分别有 51/75 与 53/75 的用例输出错误可解析选择器（68.0% 与 70.7%）。</w:t>
+      </w:r>
+      <w:r>
+        <w:rPr>
+          <w:rFonts w:hint="eastAsia"/>
+        </w:rPr>
+        <w:t xml:space="preserve">因此，本文的结论是，在缺乏外部确定性验证器时，仅凭提示文本无法成为可审计的安全边界。更强的 API 模型能部分响应放弃提示，但仍需确定性拒绝机制或行为重放验证器来证明补丁没有错指；这不同于“所有模型必然忽视放弃提示”的判断。</w:t>
       </w:r>
     </w:p>
     <w:bookmarkEnd w:id="35"/>
@@ -5822,7 +6139,13 @@
         <w:rPr>
           <w:rFonts w:hint="eastAsia"/>
         </w:rPr>
-        <w:t xml:space="preserve">两项手段均开销较低、完全确定性、无需任何模型再训练。借助表 5 的二因子析因可分离两者贡献：在 Qwen 上，以“两杠杆均关”为基线（55/75），单开 testId 加权检索与单开强锚点过滤各带来 +2 个精确匹配，两者全开合计 +3、且</w:t>
+        <w:t xml:space="preserve">两项手段开销都低，完全确定性，也不需要再训练模型。</w:t>
+      </w:r>
+      <w:r>
+        <w:rPr>
+          <w:rFonts w:hint="eastAsia"/>
+        </w:rPr>
+        <w:t xml:space="preserve">借助表 5 的二因子析因可分离两者贡献：在 Qwen 上，以“两杠杆均关”为基线（55/75），单开 testId 加权检索与单开强锚点过滤各带来 +2 个精确匹配，两者全开合计 +3、且</w:t>
       </w:r>
       <w:r>
         <w:rPr>
@@ -5912,7 +6235,19 @@
         <w:rPr>
           <w:rFonts w:hint="eastAsia"/>
         </w:rPr>
-        <w:t xml:space="preserve">）。一种解释是加权会重排候选顺序，从而改变生成式修复器的选择；当后置过滤已经剔除弱锚点候选时，这种重排不再带来稳定收益。该解释只是假设，本文未对候选顺序做受控消融。此外，API 服务端并不承诺逐位确定性，臂间 1–3 例的差异也可能混有运行间噪声。故我们不宣称确定性杠杆具有跨模型可加性：后置过滤作为不依赖模型偏好的输出约束更稳健，而加权检索的收益依赖底层模型与候选分布；所有差异均未达显著，以上仅作为工程线索。</w:t>
+        <w:t xml:space="preserve">）。一种解释是加权会重排候选顺序，从而改变生成式修复器的选择；</w:t>
+      </w:r>
+      <w:r>
+        <w:rPr>
+          <w:rFonts w:hint="eastAsia"/>
+        </w:rPr>
+        <w:t xml:space="preserve">后置过滤已经剔除弱锚点候选</w:t>
+      </w:r>
+      <w:r>
+        <w:rPr>
+          <w:rFonts w:hint="eastAsia"/>
+        </w:rPr>
+        <w:t xml:space="preserve">，这种重排不再带来稳定收益。该解释只是假设，本文未对候选顺序做受控消融。此外，API 服务端并不承诺逐位确定性，臂间 1–3 例的差异也可能混有运行间噪声。故我们不宣称确定性杠杆具有跨模型可加性：后置过滤作为不依赖模型偏好的输出约束更稳健，而加权检索的收益依赖底层模型与候选分布；所有差异均未达显著，以上仅作为工程线索。</w:t>
       </w:r>
     </w:p>
     <w:bookmarkEnd w:id="40"/>
@@ -5923,7 +6258,22 @@
         <w:pStyle w:val="Heading2"/>
       </w:pPr>
       <w:r>
-        <w:t xml:space="preserve">3.5F3: 跨应用泛化与 BEM 盲区</w:t>
+        <w:rPr>
+          <w:rFonts w:hint="eastAsia"/>
+        </w:rPr>
+        <w:t xml:space="preserve">3.5</w:t>
+      </w:r>
+      <w:r>
+        <w:rPr>
+          <w:rFonts w:hint="eastAsia"/>
+        </w:rPr>
+        <w:t xml:space="preserve">F3：跨应用泛化</w:t>
+      </w:r>
+      <w:r>
+        <w:rPr>
+          <w:rFonts w:hint="eastAsia"/>
+        </w:rPr>
+        <w:t xml:space="preserve">与 BEM 盲区</w:t>
       </w:r>
     </w:p>
     <w:bookmarkStart w:id="42" w:name="设置-2"/>
@@ -6187,16 +6537,25 @@
         <w:rPr>
           <w:vertAlign w:val="superscript"/>
         </w:rPr>
-        <w:t xml:space="preserve">[13]</w:t>
-      </w:r>
-      <w:r>
-        <w:t xml:space="preserve">: </w:t>
-      </w:r>
-      <w:r>
-        <w:rPr>
-          <w:rFonts w:hint="eastAsia"/>
-        </w:rPr>
-        <w:t xml:space="preserve">每个组件声明一个</w:t>
+        <w:t xml:space="preserve">[13</w:t>
+      </w:r>
+      <w:r>
+        <w:rPr>
+          <w:rFonts w:hint="eastAsia"/>
+        </w:rPr>
+        <w:t xml:space="preserve">]：每个组件</w:t>
+      </w:r>
+      <w:r>
+        <w:rPr>
+          <w:rFonts w:hint="eastAsia"/>
+        </w:rPr>
+        <w:t xml:space="preserve"/>
+      </w:r>
+      <w:r>
+        <w:rPr>
+          <w:rFonts w:hint="eastAsia"/>
+        </w:rPr>
+        <w:t xml:space="preserve">声明一个</w:t>
       </w:r>
       <w:r>
         <w:t xml:space="preserve"> </w:t>
@@ -6315,16 +6674,19 @@
         <w:rPr>
           <w:rFonts w:hint="eastAsia"/>
         </w:rPr>
-        <w:t xml:space="preserve">这一结果并非对</w:t>
-      </w:r>
-      <w:r>
-        <w:t xml:space="preserve"> HealReact L1 </w:t>
-      </w:r>
-      <w:r>
-        <w:rPr>
-          <w:rFonts w:hint="eastAsia"/>
-        </w:rPr>
-        <w:t xml:space="preserve">设计的否证，而是识别出一处范围明确的盲区，其修复对应一次确定性的</w:t>
+        <w:t xml:space="preserve">这一结果暴露了一处范围明确的盲区，并不构成对 HealReact L1 设计的否证</w:t>
+      </w:r>
+      <w:r>
+        <w:rPr>
+          <w:rFonts w:hint="eastAsia"/>
+        </w:rPr>
+        <w:t xml:space="preserve"/>
+      </w:r>
+      <w:r>
+        <w:rPr>
+          <w:rFonts w:hint="eastAsia"/>
+        </w:rPr>
+        <w:t xml:space="preserve">，其修复对应一次确定性的</w:t>
       </w:r>
       <w:r>
         <w:t xml:space="preserve"> AST </w:t>
@@ -6406,16 +6768,25 @@
         <w:rPr>
           <w:rFonts w:hint="eastAsia"/>
         </w:rPr>
-        <w:t xml:space="preserve">修复后原始可达率会显著抬升，但该结论尚属假设而非测量；对全部</w:t>
-      </w:r>
-      <w:r>
-        <w:t xml:space="preserve"> 307 </w:t>
-      </w:r>
-      <w:r>
-        <w:rPr>
-          <w:rFonts w:hint="eastAsia"/>
-        </w:rPr>
-        <w:t xml:space="preserve">个未命中用例做系统化的失因标注（BEM、CSS</w:t>
+        <w:t xml:space="preserve">修复后原始可达率会显著抬升，但该结论尚属假设而非测量；</w:t>
+      </w:r>
+      <w:r>
+        <w:rPr>
+          <w:rFonts w:hint="eastAsia"/>
+        </w:rPr>
+        <w:t xml:space="preserve">后续工作包括对全部 307 个未命中用例做系统化的失因标注（按 BEM、</w:t>
+      </w:r>
+      <w:r>
+        <w:rPr>
+          <w:rFonts w:hint="eastAsia"/>
+        </w:rPr>
+        <w:t xml:space="preserve"/>
+      </w:r>
+      <w:r>
+        <w:rPr>
+          <w:rFonts w:hint="eastAsia"/>
+        </w:rPr>
+        <w:t xml:space="preserve">CSS</w:t>
       </w:r>
       <w:r>
         <w:t xml:space="preserve"> </w:t>
@@ -6433,7 +6804,13 @@
         <w:rPr>
           <w:rFonts w:hint="eastAsia"/>
         </w:rPr>
-        <w:t xml:space="preserve">DOM、解析器局限等类别计数）、固定并记录</w:t>
+        <w:t xml:space="preserve">DOM、解析器局限</w:t>
+      </w:r>
+      <w:r>
+        <w:rPr>
+          <w:rFonts w:hint="eastAsia"/>
+        </w:rPr>
+        <w:t xml:space="preserve">等类别计数），固定并记录</w:t>
       </w:r>
       <w:r>
         <w:t xml:space="preserve"> payload </w:t>
@@ -6445,31 +6822,52 @@
         <w:t xml:space="preserve">的</w:t>
       </w:r>
       <w:r>
-        <w:t xml:space="preserve"> HEAD commit SHA </w:t>
-      </w:r>
-      <w:r>
-        <w:rPr>
-          <w:rFonts w:hint="eastAsia"/>
-        </w:rPr>
-        <w:t xml:space="preserve">以及与</w:t>
-      </w:r>
-      <w:r>
-        <w:t xml:space="preserve"> ReproBreak </w:t>
-      </w:r>
-      <w:r>
-        <w:rPr>
-          <w:rFonts w:hint="eastAsia"/>
-        </w:rPr>
-        <w:t xml:space="preserve">的逐</w:t>
-      </w:r>
-      <w:r>
-        <w:t xml:space="preserve"> commit </w:t>
-      </w:r>
-      <w:r>
-        <w:rPr>
-          <w:rFonts w:hint="eastAsia"/>
-        </w:rPr>
-        <w:t xml:space="preserve">配对对齐，均留作后续工作（当前冻结工件仅记录了</w:t>
+        <w:rPr>
+          <w:rFonts w:hint="eastAsia"/>
+        </w:rPr>
+        <w:t xml:space="preserve"> </w:t>
+      </w:r>
+      <w:r>
+        <w:rPr>
+          <w:rFonts w:hint="eastAsia"/>
+        </w:rPr>
+        <w:t xml:space="preserve">HEAD commit SHA，以及与 ReproBreak</w:t>
+      </w:r>
+      <w:r>
+        <w:rPr>
+          <w:rFonts w:hint="eastAsia"/>
+        </w:rPr>
+        <w:t xml:space="preserve"/>
+      </w:r>
+      <w:r>
+        <w:rPr>
+          <w:rFonts w:hint="eastAsia"/>
+        </w:rPr>
+        <w:t xml:space="preserve"> </w:t>
+      </w:r>
+      <w:r>
+        <w:rPr>
+          <w:rFonts w:hint="eastAsia"/>
+        </w:rPr>
+        <w:t xml:space="preserve">的</w:t>
+      </w:r>
+      <w:r>
+        <w:rPr>
+          <w:rFonts w:hint="eastAsia"/>
+        </w:rPr>
+        <w:t xml:space="preserve">逐 commit 配对对齐</w:t>
+      </w:r>
+      <w:r>
+        <w:rPr>
+          <w:rFonts w:hint="eastAsia"/>
+        </w:rPr>
+        <w:t xml:space="preserve"/>
+      </w:r>
+      <w:r>
+        <w:rPr>
+          <w:rFonts w:hint="eastAsia"/>
+        </w:rPr>
+        <w:t xml:space="preserve">（当前冻结工件仅记录了</w:t>
       </w:r>
       <w:r>
         <w:t xml:space="preserve"> payload </w:t>
@@ -6496,7 +6894,19 @@
         <w:rPr>
           <w:rFonts w:hint="eastAsia"/>
         </w:rPr>
-        <w:t xml:space="preserve">是当前抽取器下诚实的原始测量值。该发现真正的贡献是这条可证伪的跨应用泛化</w:t>
+        <w:t xml:space="preserve">是当前抽取器下诚实的原始测量值。</w:t>
+      </w:r>
+      <w:r>
+        <w:rPr>
+          <w:rFonts w:hint="eastAsia"/>
+        </w:rPr>
+        <w:t xml:space="preserve">该发现的主要贡献</w:t>
+      </w:r>
+      <w:r>
+        <w:rPr>
+          <w:rFonts w:hint="eastAsia"/>
+        </w:rPr>
+        <w:t xml:space="preserve">是这条可证伪的跨应用泛化</w:t>
       </w:r>
       <w:r>
         <w:rPr>
@@ -6638,31 +7048,37 @@
         <w:rPr>
           <w:rFonts w:hint="eastAsia"/>
         </w:rPr>
-        <w:t xml:space="preserve">断裂存在被朴素修复器静默改写到错误元素的风险。其危险并不在于</w:t>
-      </w:r>
-      <w:r>
-        <w:rPr>
-          <w:rFonts w:hint="eastAsia"/>
-        </w:rPr>
-        <w:t xml:space="preserve">“修复器让构建失败”</w:t>
-      </w:r>
-      <w:r>
-        <w:rPr>
-          <w:rFonts w:hint="eastAsia"/>
-        </w:rPr>
-        <w:t xml:space="preserve">——构建失败本就是测试应承担的职责——而在于</w:t>
-      </w:r>
-      <w:r>
-        <w:rPr>
-          <w:rFonts w:hint="eastAsia"/>
-        </w:rPr>
-        <w:t xml:space="preserve">“修复器使构建通过，但通过对的是错误的目标”</w:t>
-      </w:r>
-      <w:r>
-        <w:rPr>
-          <w:rFonts w:hint="eastAsia"/>
-        </w:rPr>
-        <w:t xml:space="preserve">。需再次强调，F1</w:t>
+        <w:t xml:space="preserve">断裂存在被朴素修复器静默改写到错误元素的风险。</w:t>
+      </w:r>
+      <w:r>
+        <w:rPr>
+          <w:rFonts w:hint="eastAsia"/>
+        </w:rPr>
+        <w:t xml:space="preserve">修复器让构建失败并不可怕，构建失败本就是测试应承担的职责；危险在于修复器使构建通过，但通过对的是错误的目标。</w:t>
+      </w:r>
+      <w:r>
+        <w:rPr>
+          <w:rFonts w:hint="eastAsia"/>
+        </w:rPr>
+        <w:t xml:space="preserve"/>
+      </w:r>
+      <w:r>
+        <w:rPr>
+          <w:rFonts w:hint="eastAsia"/>
+        </w:rPr>
+        <w:t xml:space="preserve"/>
+      </w:r>
+      <w:r>
+        <w:rPr>
+          <w:rFonts w:hint="eastAsia"/>
+        </w:rPr>
+        <w:t xml:space="preserve"/>
+      </w:r>
+      <w:r>
+        <w:rPr>
+          <w:rFonts w:hint="eastAsia"/>
+        </w:rPr>
+        <w:t xml:space="preserve">需再次强调，F1</w:t>
       </w:r>
       <w:r>
         <w:t xml:space="preserve"> </w:t>
@@ -6692,7 +7108,33 @@
         <w:rPr>
           <w:rFonts w:hint="eastAsia"/>
         </w:rPr>
-        <w:t xml:space="preserve">Qwen 的 Vanilla 与 Abstain 两种提示之间逐例完全等同（表 2），说明小型本地代码模型并未把“必要时放弃”的软指令转化为可观察行为。两个 API 模型的结果更复杂：放弃提示将 GPT-4o 的误修复从 63/75 降至 51/75（84.0%→68.0%），将 DeepSeek 的误修复从 60/75 降至 53/75（80.0%→70.7%），但残留误修复仍分别占 68.0% 与 70.7%。一种可能的解释是，软指令需与“生成合理输出”这一更强先验竞争，且模型越强越可能部分遵守该指令（此为机理层面的推测，本文未做训练动力学层面的验证）。对工具设计的启示仍然清晰：反误修复的安全保障必须可审计地置于模型之外，例如确定性的检索分数阈值、锚点类别归属规则，以及一个能够证伪通过补丁的行为验证器。</w:t>
+        <w:t xml:space="preserve">Qwen 的 Vanilla 与 Abstain 两种提示之间逐例完全等同（表 2），说明小型本地代码模型并未把“必要时放弃”的软指令转化为可观察行为。两个 API 模型的结果更复杂：放弃提示将 GPT-4o 的误修复从 63/75 降至 51/75（84.0%→68.0%），将 DeepSeek 的误修复从 60/75 降至 53/75（80.0%→70.7%），但残留误修复仍分别占 68.0% 与 70.7%。一种可能的解释是，软指令需与“生成合理输出”这一更强先验竞争，且模型越强越可能部分遵守该指令（此为机理层面的推测，本文未做训练动力学层面的验证）。对工具设计的启示仍然清晰：反误修复的安全保障</w:t>
+      </w:r>
+      <w:r>
+        <w:rPr>
+          <w:rFonts w:hint="eastAsia"/>
+        </w:rPr>
+        <w:t xml:space="preserve">必须放在模型</w:t>
+      </w:r>
+      <w:r>
+        <w:rPr>
+          <w:rFonts w:hint="eastAsia"/>
+          <w:i/>
+          <w:iCs/>
+        </w:rPr>
+        <w:t xml:space="preserve">之外</w:t>
+      </w:r>
+      <w:r>
+        <w:rPr>
+          <w:rFonts w:hint="eastAsia"/>
+        </w:rPr>
+        <w:t xml:space="preserve">，并且可以审计，例如确定性的</w:t>
+      </w:r>
+      <w:r>
+        <w:rPr>
+          <w:rFonts w:hint="eastAsia"/>
+        </w:rPr>
+        <w:t xml:space="preserve">检索分数阈值、锚点类别归属规则，以及一个能够证伪通过补丁的行为验证器。</w:t>
       </w:r>
     </w:p>
     <w:bookmarkEnd w:id="48"/>
@@ -6713,7 +7155,31 @@
         <w:rPr>
           <w:rFonts w:hint="eastAsia"/>
         </w:rPr>
-        <w:t xml:space="preserve">F2 不构成具有统计学显著性的性能结论。它在 Qwen 上给出一条低开销、零回归的工程线索：当系统知道某类锚点更稳定时，把约束放进候选检索与输出后置过滤，比只要求模型“优先考虑稳定锚点”更可审计。但 DeepSeek 的 2×2 复现只部分支持这一线索：强锚点后置过滤在两种模型上都保持零回归增益（Qwen +2/-0，DeepSeek +4/-0），而 testId 加权在 DeepSeek 上为 +5/-5 的净零交换，且与过滤同开时低于仅过滤。因此更稳妥的工程结论是：可审计的输出后置过滤比候选排序更具跨模型可迁移性；加权检索的收益依赖底层模型与候选分布。该解释仍属假设，本文未对候选顺序做受控消融，且所有差异均未达显著。本文据此把 F2 作为辅助性经验，而非主要科学贡献。</w:t>
+        <w:t xml:space="preserve">F2 不构成具有统计学显著性的性能结论。它在 Qwen 上给出一条低开销、零回归的工程线索：</w:t>
+      </w:r>
+      <w:r>
+        <w:rPr>
+          <w:rFonts w:hint="eastAsia"/>
+        </w:rPr>
+        <w:t xml:space="preserve">系统若知道某类锚点更稳定</w:t>
+      </w:r>
+      <w:r>
+        <w:rPr>
+          <w:rFonts w:hint="eastAsia"/>
+        </w:rPr>
+        <w:t xml:space="preserve">，把约束放进候选检索与输出后置过滤，比只要求模型“优先考虑稳定锚点”更可审计。但 DeepSeek 的 2×2 复现只部分支持这一线索：强锚点后置过滤在两种模型上都保持零回归增益（Qwen +2/-0，DeepSeek +4/-0），而 testId 加权在 DeepSeek 上为 +5/-5 的净零交换，且与过滤同开时低于仅过滤。因此更稳妥的</w:t>
+      </w:r>
+      <w:r>
+        <w:rPr>
+          <w:rFonts w:hint="eastAsia"/>
+        </w:rPr>
+        <w:t xml:space="preserve">工程结论是，可审计的</w:t>
+      </w:r>
+      <w:r>
+        <w:rPr>
+          <w:rFonts w:hint="eastAsia"/>
+        </w:rPr>
+        <w:t xml:space="preserve">输出后置过滤比候选排序更具跨模型可迁移性；加权检索的收益依赖底层模型与候选分布。该解释仍属假设，本文未对候选顺序做受控消融，且所有差异均未达显著。本文据此把 F2 作为辅助性经验，而非主要科学贡献。</w:t>
       </w:r>
     </w:p>
     <w:bookmarkEnd w:id="49"/>
@@ -6790,22 +7256,31 @@
         <w:rPr>
           <w:rFonts w:hint="eastAsia"/>
         </w:rPr>
-        <w:t xml:space="preserve">“软提示是否因小模型指令遵循不足而失效”</w:t>
-      </w:r>
-      <w:r>
-        <w:rPr>
-          <w:rFonts w:hint="eastAsia"/>
-        </w:rPr>
-        <w:t xml:space="preserve">：结果显示</w:t>
-      </w:r>
-      <w:r>
-        <w:t xml:space="preserve"> GPT-4o 与 DeepSeek </w:t>
-      </w:r>
-      <w:r>
-        <w:rPr>
-          <w:rFonts w:hint="eastAsia"/>
-        </w:rPr>
-        <w:t xml:space="preserve">分别能把误修复从</w:t>
+        <w:t xml:space="preserve">“软提示是否因小模型指令遵循不足而</w:t>
+      </w:r>
+      <w:r>
+        <w:rPr>
+          <w:rFonts w:hint="eastAsia"/>
+        </w:rPr>
+        <w:t xml:space="preserve">失效”。结果显示两个 API 模型分别把</w:t>
+      </w:r>
+      <w:r>
+        <w:rPr>
+          <w:rFonts w:hint="eastAsia"/>
+        </w:rPr>
+        <w:t xml:space="preserve"/>
+      </w:r>
+      <w:r>
+        <w:rPr>
+          <w:rFonts w:hint="eastAsia"/>
+        </w:rPr>
+        <w:t xml:space="preserve"/>
+      </w:r>
+      <w:r>
+        <w:rPr>
+          <w:rFonts w:hint="eastAsia"/>
+        </w:rPr>
+        <w:t xml:space="preserve">误修复从</w:t>
       </w:r>
       <w:r>
         <w:t xml:space="preserve"> 84.0% </w:t>
@@ -6964,7 +7439,13 @@
         <w:rPr>
           <w:rFonts w:hint="eastAsia"/>
         </w:rPr>
-        <w:t xml:space="preserve">作为最小可行性检查，我们对</w:t>
+        <w:t xml:space="preserve">作为最小规模的可行性检查</w:t>
+      </w:r>
+      <w:r>
+        <w:rPr>
+          <w:rFonts w:hint="eastAsia"/>
+        </w:rPr>
+        <w:t xml:space="preserve">，我们对</w:t>
       </w:r>
       <w:r>
         <w:t xml:space="preserve"> 3 </w:t>
@@ -7000,16 +7481,25 @@
         <w:rPr>
           <w:rFonts w:hint="eastAsia"/>
         </w:rPr>
-        <w:t xml:space="preserve">运行时重放：三者的修复后基线均通过；替换为</w:t>
-      </w:r>
-      <w:r>
-        <w:t xml:space="preserve"> HealReact </w:t>
-      </w:r>
-      <w:r>
-        <w:rPr>
-          <w:rFonts w:hint="eastAsia"/>
-        </w:rPr>
-        <w:t xml:space="preserve">提议选择器后，2/3</w:t>
+        <w:t xml:space="preserve">运行时重放：三者的修复后基线均通过；</w:t>
+      </w:r>
+      <w:r>
+        <w:rPr>
+          <w:rFonts w:hint="eastAsia"/>
+        </w:rPr>
+        <w:t xml:space="preserve">替换为 HealReact 提出的选择器后</w:t>
+      </w:r>
+      <w:r>
+        <w:rPr>
+          <w:rFonts w:hint="eastAsia"/>
+        </w:rPr>
+        <w:t xml:space="preserve"/>
+      </w:r>
+      <w:r>
+        <w:rPr>
+          <w:rFonts w:hint="eastAsia"/>
+        </w:rPr>
+        <w:t xml:space="preserve">，2/3</w:t>
       </w:r>
       <w:r>
         <w:t xml:space="preserve"> </w:t>
@@ -7318,16 +7808,25 @@
         <w:rPr>
           <w:rFonts w:hint="eastAsia"/>
         </w:rPr>
-        <w:t xml:space="preserve">个。对抽样用例用真实</w:t>
-      </w:r>
-      <w:r>
-        <w:t xml:space="preserve"> DOM </w:t>
-      </w:r>
-      <w:r>
-        <w:rPr>
-          <w:rFonts w:hint="eastAsia"/>
-        </w:rPr>
-        <w:t xml:space="preserve">快照交叉校验解析判定，仍留作后续工作。</w:t>
+        <w:t xml:space="preserve">个。</w:t>
+      </w:r>
+      <w:r>
+        <w:rPr>
+          <w:rFonts w:hint="eastAsia"/>
+        </w:rPr>
+        <w:t xml:space="preserve">用真实 DOM 快照交叉校验抽样用例的解析判定</w:t>
+      </w:r>
+      <w:r>
+        <w:rPr>
+          <w:rFonts w:hint="eastAsia"/>
+        </w:rPr>
+        <w:t xml:space="preserve"/>
+      </w:r>
+      <w:r>
+        <w:rPr>
+          <w:rFonts w:hint="eastAsia"/>
+        </w:rPr>
+        <w:t xml:space="preserve">，仍留作后续工作。</w:t>
       </w:r>
     </w:p>
     <w:bookmarkEnd w:id="51"/>
@@ -7511,7 +8010,43 @@
         <w:rPr>
           <w:rFonts w:hint="eastAsia"/>
         </w:rPr>
-        <w:t xml:space="preserve">77.3%；两个低开销确定性手段给出了统计未显著、且构成依赖底层模型的局部改进——强锚点后置过滤在 Qwen 与 DeepSeek 上均零回归，testId 加权则未在 DeepSeek 上复现净增益。三项结果合起来，为后续工作中评估行为重放验证器给出了直接的经验性动机，也给出了一条由锚点文化差异所限制的、可证伪的跨应用泛化假设。</w:t>
+        <w:t xml:space="preserve">77.3%；两个低开销确定性手段给出了统计未显著、且构成依赖底层模型的</w:t>
+      </w:r>
+      <w:r>
+        <w:rPr>
+          <w:rFonts w:hint="eastAsia"/>
+        </w:rPr>
+        <w:t xml:space="preserve">局部改进，其中强锚点后置过滤</w:t>
+      </w:r>
+      <w:r>
+        <w:rPr>
+          <w:rFonts w:hint="eastAsia"/>
+        </w:rPr>
+        <w:t xml:space="preserve">在 Qwen 与 DeepSeek 上均零回归，testId 加权则未在 DeepSeek 上复现净增益。</w:t>
+      </w:r>
+      <w:r>
+        <w:rPr>
+          <w:rFonts w:hint="eastAsia"/>
+        </w:rPr>
+        <w:t xml:space="preserve">三项结果共同为后续评估行为重放验证器提供了直接经验依据</w:t>
+      </w:r>
+      <w:r>
+        <w:rPr>
+          <w:rFonts w:hint="eastAsia"/>
+        </w:rPr>
+        <w:t xml:space="preserve">，</w:t>
+      </w:r>
+      <w:r>
+        <w:rPr>
+          <w:rFonts w:hint="eastAsia"/>
+        </w:rPr>
+        <w:t xml:space="preserve">也给出了一条受锚点文化差异限制、可证伪的</w:t>
+      </w:r>
+      <w:r>
+        <w:rPr>
+          <w:rFonts w:hint="eastAsia"/>
+        </w:rPr>
+        <w:t xml:space="preserve">跨应用泛化假设。</w:t>
       </w:r>
     </w:p>
     <w:bookmarkEnd w:id="54"/>
